--- a/templates/dhs/dhs_consent_affidavit_order.docx
+++ b/templates/dhs/dhs_consent_affidavit_order.docx
@@ -1072,7 +1072,47 @@
           <w:sz w:val="24"/>
           <w:szCs w:val="24"/>
         </w:rPr>
-        <w:t xml:space="preserve">COMES NOW, the Oklahoma Department of Human Services, by and through its designated undersigned employee, and pursuant to the provisions of Title 10, Section 60.5(4), and hereby consents to the adoption of the above named child by {{ petitioner1_name }}{% if petitioner2_name %} and {{ petitioner2_name }}{% endif %}.</w:t>
+        <w:t xml:space="preserve">COMES NOW, the Oklahoma Department of Human Services, by and through its designated undersigned employee, and pursuant to the provisions of Title 10, Section 60.5(4), and hereby consents to the adoption of the above named child by </w:t>
+      </w:r>
+      <w:r>
+        <w:rPr>
+          <w:rFonts w:ascii="Times New Roman" w:cs="Times New Roman" w:eastAsia="Times New Roman" w:hAnsi="Times New Roman"/>
+          <w:b/>
+          <w:bCs w:val="false"/>
+          <w:sz w:val="24"/>
+          <w:szCs w:val="24"/>
+        </w:rPr>
+        <w:t>{{ petitioner1_name }}</w:t>
+      </w:r>
+      <w:r>
+        <w:rPr>
+          <w:rFonts w:ascii="Times New Roman" w:cs="Times New Roman" w:eastAsia="Times New Roman" w:hAnsi="Times New Roman"/>
+          <w:b w:val="false"/>
+          <w:bCs w:val="false"/>
+          <w:sz w:val="24"/>
+          <w:szCs w:val="24"/>
+        </w:rPr>
+        <w:t xml:space="preserve">{% if petitioner2_name %} and </w:t>
+      </w:r>
+      <w:r>
+        <w:rPr>
+          <w:rFonts w:ascii="Times New Roman" w:cs="Times New Roman" w:eastAsia="Times New Roman" w:hAnsi="Times New Roman"/>
+          <w:b/>
+          <w:bCs w:val="false"/>
+          <w:sz w:val="24"/>
+          <w:szCs w:val="24"/>
+        </w:rPr>
+        <w:t>{{ petitioner2_name }}</w:t>
+      </w:r>
+      <w:r>
+        <w:rPr>
+          <w:rFonts w:ascii="Times New Roman" w:cs="Times New Roman" w:eastAsia="Times New Roman" w:hAnsi="Times New Roman"/>
+          <w:b w:val="false"/>
+          <w:bCs w:val="false"/>
+          <w:sz w:val="24"/>
+          <w:szCs w:val="24"/>
+        </w:rPr>
+        <w:t>{% endif %}.</w:t>
       </w:r>
     </w:p>
     <w:p>

--- a/templates/dhs/dhs_consent_affidavit_order.docx
+++ b/templates/dhs/dhs_consent_affidavit_order.docx
@@ -66,159 +66,99 @@
     </w:p>
     <w:p>
       <w:pPr>
-        <w:spacing w:line="240" w:lineRule="exact"/>
-      </w:pPr>
-      <w:r>
-        <w:rPr>
-          <w:rFonts w:ascii="Times New Roman" w:cs="Times New Roman" w:eastAsia="Times New Roman" w:hAnsi="Times New Roman"/>
-          <w:b w:val="false"/>
-          <w:bCs w:val="false"/>
-          <w:sz w:val="24"/>
-          <w:szCs w:val="24"/>
-        </w:rPr>
-        <w:t xml:space="preserve">In the Matter of the Adoption of</w:t>
-      </w:r>
-      <w:r>
-        <w:rPr>
-          <w:rFonts w:ascii="Times New Roman" w:cs="Times New Roman" w:eastAsia="Times New Roman" w:hAnsi="Times New Roman"/>
-          <w:sz w:val="24"/>
-          <w:szCs w:val="24"/>
-        </w:rPr>
-        <w:t xml:space="preserve">	</w:t>
-      </w:r>
-      <w:r>
-        <w:rPr>
-          <w:rFonts w:ascii="Times New Roman" w:cs="Times New Roman" w:eastAsia="Times New Roman" w:hAnsi="Times New Roman"/>
-          <w:b w:val="false"/>
-          <w:bCs w:val="false"/>
-          <w:sz w:val="24"/>
-          <w:szCs w:val="24"/>
-        </w:rPr>
-        <w:t xml:space="preserve">)</w:t>
-      </w:r>
-    </w:p>
-    <w:p>
-      <w:pPr>
-        <w:spacing w:line="240" w:lineRule="exact"/>
-      </w:pPr>
-      <w:r>
-        <w:rPr>
-          <w:rFonts w:ascii="Times New Roman" w:cs="Times New Roman" w:eastAsia="Times New Roman" w:hAnsi="Times New Roman"/>
-          <w:sz w:val="24"/>
-          <w:szCs w:val="24"/>
-        </w:rPr>
-        <w:t xml:space="preserve">	</w:t>
-      </w:r>
-      <w:r>
-        <w:rPr>
-          <w:rFonts w:ascii="Times New Roman" w:cs="Times New Roman" w:eastAsia="Times New Roman" w:hAnsi="Times New Roman"/>
-          <w:sz w:val="24"/>
-          <w:szCs w:val="24"/>
-        </w:rPr>
-        <w:t xml:space="preserve">	</w:t>
-      </w:r>
-      <w:r>
-        <w:rPr>
-          <w:rFonts w:ascii="Times New Roman" w:cs="Times New Roman" w:eastAsia="Times New Roman" w:hAnsi="Times New Roman"/>
-          <w:sz w:val="24"/>
-          <w:szCs w:val="24"/>
-        </w:rPr>
-        <w:t xml:space="preserve">	</w:t>
-      </w:r>
-      <w:r>
-        <w:rPr>
-          <w:rFonts w:ascii="Times New Roman" w:cs="Times New Roman" w:eastAsia="Times New Roman" w:hAnsi="Times New Roman"/>
-          <w:sz w:val="24"/>
-          <w:szCs w:val="24"/>
-        </w:rPr>
-        <w:t xml:space="preserve">	</w:t>
-      </w:r>
-      <w:r>
-        <w:rPr>
-          <w:rFonts w:ascii="Times New Roman" w:cs="Times New Roman" w:eastAsia="Times New Roman" w:hAnsi="Times New Roman"/>
-          <w:sz w:val="24"/>
-          <w:szCs w:val="24"/>
-        </w:rPr>
-        <w:t xml:space="preserve">	</w:t>
-      </w:r>
-      <w:r>
-        <w:rPr>
-          <w:rFonts w:ascii="Times New Roman" w:cs="Times New Roman" w:eastAsia="Times New Roman" w:hAnsi="Times New Roman"/>
-          <w:sz w:val="24"/>
-          <w:szCs w:val="24"/>
-        </w:rPr>
-        <w:t xml:space="preserve">	</w:t>
-      </w:r>
-      <w:r>
-        <w:rPr>
-          <w:rFonts w:ascii="Times New Roman" w:cs="Times New Roman" w:eastAsia="Times New Roman" w:hAnsi="Times New Roman"/>
-          <w:sz w:val="24"/>
-          <w:szCs w:val="24"/>
-        </w:rPr>
-        <w:t xml:space="preserve">	</w:t>
-      </w:r>
-      <w:r>
-        <w:rPr>
-          <w:rFonts w:ascii="Times New Roman" w:cs="Times New Roman" w:eastAsia="Times New Roman" w:hAnsi="Times New Roman"/>
-          <w:b w:val="false"/>
-          <w:bCs w:val="false"/>
-          <w:sz w:val="24"/>
-          <w:szCs w:val="24"/>
-        </w:rPr>
-        <w:t xml:space="preserve">)</w:t>
-      </w:r>
-    </w:p>
-    <w:p>
-      <w:pPr>
-        <w:spacing w:line="240" w:lineRule="exact"/>
-      </w:pPr>
-      <w:r>
-        <w:rPr>
-          <w:rFonts w:ascii="Times New Roman" w:cs="Times New Roman" w:eastAsia="Times New Roman" w:hAnsi="Times New Roman"/>
-          <w:b w:val="false"/>
-          <w:bCs w:val="false"/>
-          <w:sz w:val="24"/>
-          <w:szCs w:val="24"/>
-        </w:rPr>
-        <w:t xml:space="preserve">{{ child1_name_upper }}</w:t>
-      </w:r>
-      <w:r>
-        <w:rPr>
-          <w:rFonts w:ascii="Times New Roman" w:cs="Times New Roman" w:eastAsia="Times New Roman" w:hAnsi="Times New Roman"/>
-          <w:sz w:val="24"/>
-          <w:szCs w:val="24"/>
-        </w:rPr>
-        <w:t xml:space="preserve">	</w:t>
-      </w:r>
-      <w:r>
-        <w:rPr>
-          <w:rFonts w:ascii="Times New Roman" w:cs="Times New Roman" w:eastAsia="Times New Roman" w:hAnsi="Times New Roman"/>
-          <w:sz w:val="24"/>
-          <w:szCs w:val="24"/>
-        </w:rPr>
-        <w:t xml:space="preserve">	</w:t>
-      </w:r>
-      <w:r>
-        <w:rPr>
-          <w:rFonts w:ascii="Times New Roman" w:cs="Times New Roman" w:eastAsia="Times New Roman" w:hAnsi="Times New Roman"/>
-          <w:sz w:val="24"/>
-          <w:szCs w:val="24"/>
-        </w:rPr>
-        <w:t xml:space="preserve">	</w:t>
-      </w:r>
-      <w:r>
-        <w:rPr>
-          <w:rFonts w:ascii="Times New Roman" w:cs="Times New Roman" w:eastAsia="Times New Roman" w:hAnsi="Times New Roman"/>
-          <w:b w:val="false"/>
-          <w:bCs w:val="false"/>
-          <w:sz w:val="24"/>
-          <w:szCs w:val="24"/>
-        </w:rPr>
-        <w:t xml:space="preserve">) </w:t>
-      </w:r>
-    </w:p>
-    <w:p>
-      <w:pPr>
+        <w:tabs>
+          <w:tab w:pos="1080" w:val="left"/>
+          <w:tab w:pos="6480" w:val="right"/>
+          <w:tab w:pos="6768" w:val="left"/>
+        </w:tabs>
+        <w:spacing w:line="240" w:lineRule="exact"/>
+      </w:pPr>
+      <w:r>
+        <w:rPr>
+          <w:rFonts w:ascii="Times New Roman" w:cs="Times New Roman" w:eastAsia="Times New Roman" w:hAnsi="Times New Roman"/>
+          <w:b w:val="false"/>
+          <w:bCs w:val="false"/>
+          <w:sz w:val="24"/>
+          <w:szCs w:val="24"/>
+        </w:rPr>
+        <w:t>In the Matter of the Adoption of</w:t>
+      </w:r>
+      <w:r>
+        <w:rPr>
+          <w:rFonts w:ascii="Times New Roman" w:cs="Times New Roman" w:eastAsia="Times New Roman" w:hAnsi="Times New Roman"/>
+          <w:b w:val="false"/>
+          <w:bCs w:val="false"/>
+          <w:sz w:val="24"/>
+          <w:szCs w:val="24"/>
+        </w:rPr>
+        <w:tab/>
+        <w:t>)</w:t>
+      </w:r>
+    </w:p>
+    <w:p>
+      <w:pPr>
+        <w:tabs>
+          <w:tab w:pos="1080" w:val="left"/>
+          <w:tab w:pos="6480" w:val="right"/>
+          <w:tab w:pos="6768" w:val="left"/>
+        </w:tabs>
+        <w:spacing w:line="240" w:lineRule="exact"/>
+      </w:pPr>
+      <w:r>
+        <w:rPr>
+          <w:rFonts w:ascii="Times New Roman" w:cs="Times New Roman" w:eastAsia="Times New Roman" w:hAnsi="Times New Roman"/>
+          <w:sz w:val="24"/>
+          <w:szCs w:val="24"/>
+        </w:rPr>
+      </w:r>
+      <w:r>
+        <w:rPr>
+          <w:rFonts w:ascii="Times New Roman" w:cs="Times New Roman" w:eastAsia="Times New Roman" w:hAnsi="Times New Roman"/>
+          <w:sz w:val="24"/>
+          <w:szCs w:val="24"/>
+        </w:rPr>
+        <w:tab/>
+        <w:t>)</w:t>
+      </w:r>
+    </w:p>
+    <w:p>
+      <w:pPr>
+        <w:tabs>
+          <w:tab w:pos="1080" w:val="left"/>
+          <w:tab w:pos="6480" w:val="right"/>
+          <w:tab w:pos="6768" w:val="left"/>
+        </w:tabs>
+        <w:spacing w:line="240" w:lineRule="exact"/>
+      </w:pPr>
+      <w:r>
+        <w:rPr>
+          <w:rFonts w:ascii="Times New Roman" w:cs="Times New Roman" w:eastAsia="Times New Roman" w:hAnsi="Times New Roman"/>
+          <w:b w:val="false"/>
+          <w:bCs w:val="false"/>
+          <w:sz w:val="24"/>
+          <w:szCs w:val="24"/>
+        </w:rPr>
+        <w:t>{{ child1_name_upper }}</w:t>
+      </w:r>
+      <w:r>
+        <w:rPr>
+          <w:rFonts w:ascii="Times New Roman" w:cs="Times New Roman" w:eastAsia="Times New Roman" w:hAnsi="Times New Roman"/>
+          <w:b w:val="false"/>
+          <w:bCs w:val="false"/>
+          <w:sz w:val="24"/>
+          <w:szCs w:val="24"/>
+        </w:rPr>
+        <w:tab/>
+        <w:t>)</w:t>
+      </w:r>
+    </w:p>
+    <w:p>
+      <w:pPr>
+        <w:tabs>
+          <w:tab w:pos="1080" w:val="left"/>
+          <w:tab w:pos="6480" w:val="right"/>
+          <w:tab w:pos="6768" w:val="left"/>
+        </w:tabs>
         <w:spacing w:line="240" w:lineRule="exact"/>
       </w:pPr>
       <w:r>
@@ -230,70 +170,39 @@
           <w:szCs w:val="24"/>
         </w:rPr>
         <w:t xml:space="preserve">DOB:  </w:t>
-      </w:r>
-      <w:r>
-        <w:rPr>
-          <w:rFonts w:ascii="Times New Roman" w:cs="Times New Roman" w:eastAsia="Times New Roman" w:hAnsi="Times New Roman"/>
-          <w:sz w:val="24"/>
-          <w:szCs w:val="24"/>
-        </w:rPr>
-        <w:t xml:space="preserve">	</w:t>
-      </w:r>
-      <w:r>
-        <w:rPr>
-          <w:rFonts w:ascii="Times New Roman" w:cs="Times New Roman" w:eastAsia="Times New Roman" w:hAnsi="Times New Roman"/>
-          <w:b w:val="false"/>
-          <w:bCs w:val="false"/>
-          <w:sz w:val="24"/>
-          <w:szCs w:val="24"/>
-        </w:rPr>
-        <w:t xml:space="preserve">{{ child1_dob }},</w:t>
-      </w:r>
-      <w:r>
-        <w:rPr>
-          <w:rFonts w:ascii="Times New Roman" w:cs="Times New Roman" w:eastAsia="Times New Roman" w:hAnsi="Times New Roman"/>
-          <w:sz w:val="24"/>
-          <w:szCs w:val="24"/>
-        </w:rPr>
-        <w:t xml:space="preserve">	</w:t>
-      </w:r>
-      <w:r>
-        <w:rPr>
-          <w:rFonts w:ascii="Times New Roman" w:cs="Times New Roman" w:eastAsia="Times New Roman" w:hAnsi="Times New Roman"/>
-          <w:sz w:val="24"/>
-          <w:szCs w:val="24"/>
-        </w:rPr>
-        <w:t xml:space="preserve">	</w:t>
-      </w:r>
-      <w:r>
-        <w:rPr>
-          <w:rFonts w:ascii="Times New Roman" w:cs="Times New Roman" w:eastAsia="Times New Roman" w:hAnsi="Times New Roman"/>
-          <w:sz w:val="24"/>
-          <w:szCs w:val="24"/>
-        </w:rPr>
-        <w:t xml:space="preserve">	</w:t>
-      </w:r>
-      <w:r>
-        <w:rPr>
-          <w:rFonts w:ascii="Times New Roman" w:cs="Times New Roman" w:eastAsia="Times New Roman" w:hAnsi="Times New Roman"/>
-          <w:sz w:val="24"/>
-          <w:szCs w:val="24"/>
-        </w:rPr>
-        <w:t xml:space="preserve">	</w:t>
-      </w:r>
-      <w:r>
-        <w:rPr>
-          <w:rFonts w:ascii="Times New Roman" w:cs="Times New Roman" w:eastAsia="Times New Roman" w:hAnsi="Times New Roman"/>
-          <w:b w:val="false"/>
-          <w:bCs w:val="false"/>
-          <w:sz w:val="24"/>
-          <w:szCs w:val="24"/>
-        </w:rPr>
-        <w:t xml:space="preserve">) No. {{ case_number }}</w:t>
-      </w:r>
-    </w:p>
-    <w:p>
-      <w:pPr>
+        <w:tab/>
+        <w:t>{{ child1_dob }},</w:t>
+      </w:r>
+      <w:r>
+        <w:rPr>
+          <w:rFonts w:ascii="Times New Roman" w:cs="Times New Roman" w:eastAsia="Times New Roman" w:hAnsi="Times New Roman"/>
+          <w:b w:val="false"/>
+          <w:bCs w:val="false"/>
+          <w:sz w:val="24"/>
+          <w:szCs w:val="24"/>
+        </w:rPr>
+        <w:tab/>
+        <w:t>)</w:t>
+      </w:r>
+      <w:r>
+        <w:rPr>
+          <w:rFonts w:ascii="Times New Roman" w:cs="Times New Roman" w:eastAsia="Times New Roman" w:hAnsi="Times New Roman"/>
+          <w:b w:val="false"/>
+          <w:bCs w:val="false"/>
+          <w:sz w:val="24"/>
+          <w:szCs w:val="24"/>
+        </w:rPr>
+        <w:tab/>
+        <w:t>No. {{ case_number }}</w:t>
+      </w:r>
+    </w:p>
+    <w:p>
+      <w:pPr>
+        <w:tabs>
+          <w:tab w:pos="1080" w:val="left"/>
+          <w:tab w:pos="6480" w:val="right"/>
+          <w:tab w:pos="6768" w:val="left"/>
+        </w:tabs>
         <w:spacing w:line="240" w:lineRule="exact"/>
         <w:ind w:start="4320" w:firstLine="720"/>
       </w:pPr>
@@ -305,11 +214,26 @@
           <w:sz w:val="24"/>
           <w:szCs w:val="24"/>
         </w:rPr>
-        <w:t xml:space="preserve">)</w:t>
-      </w:r>
-    </w:p>
-    <w:p>
-      <w:pPr>
+      </w:r>
+      <w:r>
+        <w:rPr>
+          <w:rFonts w:ascii="Times New Roman" w:cs="Times New Roman" w:eastAsia="Times New Roman" w:hAnsi="Times New Roman"/>
+          <w:b w:val="false"/>
+          <w:bCs w:val="false"/>
+          <w:sz w:val="24"/>
+          <w:szCs w:val="24"/>
+        </w:rPr>
+        <w:tab/>
+        <w:t>)</w:t>
+      </w:r>
+    </w:p>
+    <w:p>
+      <w:pPr>
+        <w:tabs>
+          <w:tab w:pos="1080" w:val="left"/>
+          <w:tab w:pos="6480" w:val="right"/>
+          <w:tab w:pos="6768" w:val="left"/>
+        </w:tabs>
         <w:spacing w:line="240" w:lineRule="exact"/>
         <w:ind w:firstLine="720"/>
       </w:pPr>
@@ -321,41 +245,18 @@
           <w:sz w:val="24"/>
           <w:szCs w:val="24"/>
         </w:rPr>
-        <w:t xml:space="preserve">A Minor Child.</w:t>
-      </w:r>
-      <w:r>
-        <w:rPr>
-          <w:rFonts w:ascii="Times New Roman" w:cs="Times New Roman" w:eastAsia="Times New Roman" w:hAnsi="Times New Roman"/>
-          <w:sz w:val="24"/>
-          <w:szCs w:val="24"/>
-        </w:rPr>
-        <w:t xml:space="preserve">	</w:t>
-      </w:r>
-      <w:r>
-        <w:rPr>
-          <w:rFonts w:ascii="Times New Roman" w:cs="Times New Roman" w:eastAsia="Times New Roman" w:hAnsi="Times New Roman"/>
-          <w:sz w:val="24"/>
-          <w:szCs w:val="24"/>
-        </w:rPr>
-        <w:t xml:space="preserve">	</w:t>
-      </w:r>
-      <w:r>
-        <w:rPr>
-          <w:rFonts w:ascii="Times New Roman" w:cs="Times New Roman" w:eastAsia="Times New Roman" w:hAnsi="Times New Roman"/>
-          <w:sz w:val="24"/>
-          <w:szCs w:val="24"/>
-        </w:rPr>
-        <w:t xml:space="preserve">	</w:t>
-      </w:r>
-      <w:r>
-        <w:rPr>
-          <w:rFonts w:ascii="Times New Roman" w:cs="Times New Roman" w:eastAsia="Times New Roman" w:hAnsi="Times New Roman"/>
-          <w:b w:val="false"/>
-          <w:bCs w:val="false"/>
-          <w:sz w:val="24"/>
-          <w:szCs w:val="24"/>
-        </w:rPr>
-        <w:t xml:space="preserve">)</w:t>
+        <w:t>A Minor Child.</w:t>
+      </w:r>
+      <w:r>
+        <w:rPr>
+          <w:rFonts w:ascii="Times New Roman" w:cs="Times New Roman" w:eastAsia="Times New Roman" w:hAnsi="Times New Roman"/>
+          <w:b w:val="false"/>
+          <w:bCs w:val="false"/>
+          <w:sz w:val="24"/>
+          <w:szCs w:val="24"/>
+        </w:rPr>
+        <w:tab/>
+        <w:t>)</w:t>
       </w:r>
     </w:p>
     <w:p>
@@ -719,159 +620,99 @@
     </w:p>
     <w:p>
       <w:pPr>
-        <w:spacing w:line="240" w:lineRule="exact"/>
-      </w:pPr>
-      <w:r>
-        <w:rPr>
-          <w:rFonts w:ascii="Times New Roman" w:cs="Times New Roman" w:eastAsia="Times New Roman" w:hAnsi="Times New Roman"/>
-          <w:b w:val="false"/>
-          <w:bCs w:val="false"/>
-          <w:sz w:val="24"/>
-          <w:szCs w:val="24"/>
-        </w:rPr>
-        <w:t xml:space="preserve">In the Matter of the Adoption of</w:t>
-      </w:r>
-      <w:r>
-        <w:rPr>
-          <w:rFonts w:ascii="Times New Roman" w:cs="Times New Roman" w:eastAsia="Times New Roman" w:hAnsi="Times New Roman"/>
-          <w:sz w:val="24"/>
-          <w:szCs w:val="24"/>
-        </w:rPr>
-        <w:t xml:space="preserve">	</w:t>
-      </w:r>
-      <w:r>
-        <w:rPr>
-          <w:rFonts w:ascii="Times New Roman" w:cs="Times New Roman" w:eastAsia="Times New Roman" w:hAnsi="Times New Roman"/>
-          <w:b w:val="false"/>
-          <w:bCs w:val="false"/>
-          <w:sz w:val="24"/>
-          <w:szCs w:val="24"/>
-        </w:rPr>
-        <w:t xml:space="preserve">)</w:t>
-      </w:r>
-    </w:p>
-    <w:p>
-      <w:pPr>
-        <w:spacing w:line="240" w:lineRule="exact"/>
-      </w:pPr>
-      <w:r>
-        <w:rPr>
-          <w:rFonts w:ascii="Times New Roman" w:cs="Times New Roman" w:eastAsia="Times New Roman" w:hAnsi="Times New Roman"/>
-          <w:sz w:val="24"/>
-          <w:szCs w:val="24"/>
-        </w:rPr>
-        <w:t xml:space="preserve">	</w:t>
-      </w:r>
-      <w:r>
-        <w:rPr>
-          <w:rFonts w:ascii="Times New Roman" w:cs="Times New Roman" w:eastAsia="Times New Roman" w:hAnsi="Times New Roman"/>
-          <w:sz w:val="24"/>
-          <w:szCs w:val="24"/>
-        </w:rPr>
-        <w:t xml:space="preserve">	</w:t>
-      </w:r>
-      <w:r>
-        <w:rPr>
-          <w:rFonts w:ascii="Times New Roman" w:cs="Times New Roman" w:eastAsia="Times New Roman" w:hAnsi="Times New Roman"/>
-          <w:sz w:val="24"/>
-          <w:szCs w:val="24"/>
-        </w:rPr>
-        <w:t xml:space="preserve">	</w:t>
-      </w:r>
-      <w:r>
-        <w:rPr>
-          <w:rFonts w:ascii="Times New Roman" w:cs="Times New Roman" w:eastAsia="Times New Roman" w:hAnsi="Times New Roman"/>
-          <w:sz w:val="24"/>
-          <w:szCs w:val="24"/>
-        </w:rPr>
-        <w:t xml:space="preserve">	</w:t>
-      </w:r>
-      <w:r>
-        <w:rPr>
-          <w:rFonts w:ascii="Times New Roman" w:cs="Times New Roman" w:eastAsia="Times New Roman" w:hAnsi="Times New Roman"/>
-          <w:sz w:val="24"/>
-          <w:szCs w:val="24"/>
-        </w:rPr>
-        <w:t xml:space="preserve">	</w:t>
-      </w:r>
-      <w:r>
-        <w:rPr>
-          <w:rFonts w:ascii="Times New Roman" w:cs="Times New Roman" w:eastAsia="Times New Roman" w:hAnsi="Times New Roman"/>
-          <w:sz w:val="24"/>
-          <w:szCs w:val="24"/>
-        </w:rPr>
-        <w:t xml:space="preserve">	</w:t>
-      </w:r>
-      <w:r>
-        <w:rPr>
-          <w:rFonts w:ascii="Times New Roman" w:cs="Times New Roman" w:eastAsia="Times New Roman" w:hAnsi="Times New Roman"/>
-          <w:sz w:val="24"/>
-          <w:szCs w:val="24"/>
-        </w:rPr>
-        <w:t xml:space="preserve">	</w:t>
-      </w:r>
-      <w:r>
-        <w:rPr>
-          <w:rFonts w:ascii="Times New Roman" w:cs="Times New Roman" w:eastAsia="Times New Roman" w:hAnsi="Times New Roman"/>
-          <w:b w:val="false"/>
-          <w:bCs w:val="false"/>
-          <w:sz w:val="24"/>
-          <w:szCs w:val="24"/>
-        </w:rPr>
-        <w:t xml:space="preserve">)</w:t>
-      </w:r>
-    </w:p>
-    <w:p>
-      <w:pPr>
-        <w:spacing w:line="240" w:lineRule="exact"/>
-      </w:pPr>
-      <w:r>
-        <w:rPr>
-          <w:rFonts w:ascii="Times New Roman" w:cs="Times New Roman" w:eastAsia="Times New Roman" w:hAnsi="Times New Roman"/>
-          <w:b w:val="false"/>
-          <w:bCs w:val="false"/>
-          <w:sz w:val="24"/>
-          <w:szCs w:val="24"/>
-        </w:rPr>
-        <w:t xml:space="preserve">{{ child1_name_upper }}</w:t>
-      </w:r>
-      <w:r>
-        <w:rPr>
-          <w:rFonts w:ascii="Times New Roman" w:cs="Times New Roman" w:eastAsia="Times New Roman" w:hAnsi="Times New Roman"/>
-          <w:sz w:val="24"/>
-          <w:szCs w:val="24"/>
-        </w:rPr>
-        <w:t xml:space="preserve">	</w:t>
-      </w:r>
-      <w:r>
-        <w:rPr>
-          <w:rFonts w:ascii="Times New Roman" w:cs="Times New Roman" w:eastAsia="Times New Roman" w:hAnsi="Times New Roman"/>
-          <w:sz w:val="24"/>
-          <w:szCs w:val="24"/>
-        </w:rPr>
-        <w:t xml:space="preserve">	</w:t>
-      </w:r>
-      <w:r>
-        <w:rPr>
-          <w:rFonts w:ascii="Times New Roman" w:cs="Times New Roman" w:eastAsia="Times New Roman" w:hAnsi="Times New Roman"/>
-          <w:sz w:val="24"/>
-          <w:szCs w:val="24"/>
-        </w:rPr>
-        <w:t xml:space="preserve">	</w:t>
-      </w:r>
-      <w:r>
-        <w:rPr>
-          <w:rFonts w:ascii="Times New Roman" w:cs="Times New Roman" w:eastAsia="Times New Roman" w:hAnsi="Times New Roman"/>
-          <w:b w:val="false"/>
-          <w:bCs w:val="false"/>
-          <w:sz w:val="24"/>
-          <w:szCs w:val="24"/>
-        </w:rPr>
-        <w:t xml:space="preserve">) </w:t>
-      </w:r>
-    </w:p>
-    <w:p>
-      <w:pPr>
+        <w:tabs>
+          <w:tab w:pos="1080" w:val="left"/>
+          <w:tab w:pos="6480" w:val="right"/>
+          <w:tab w:pos="6768" w:val="left"/>
+        </w:tabs>
+        <w:spacing w:line="240" w:lineRule="exact"/>
+      </w:pPr>
+      <w:r>
+        <w:rPr>
+          <w:rFonts w:ascii="Times New Roman" w:cs="Times New Roman" w:eastAsia="Times New Roman" w:hAnsi="Times New Roman"/>
+          <w:b w:val="false"/>
+          <w:bCs w:val="false"/>
+          <w:sz w:val="24"/>
+          <w:szCs w:val="24"/>
+        </w:rPr>
+        <w:t>In the Matter of the Adoption of</w:t>
+      </w:r>
+      <w:r>
+        <w:rPr>
+          <w:rFonts w:ascii="Times New Roman" w:cs="Times New Roman" w:eastAsia="Times New Roman" w:hAnsi="Times New Roman"/>
+          <w:b w:val="false"/>
+          <w:bCs w:val="false"/>
+          <w:sz w:val="24"/>
+          <w:szCs w:val="24"/>
+        </w:rPr>
+        <w:tab/>
+        <w:t>)</w:t>
+      </w:r>
+    </w:p>
+    <w:p>
+      <w:pPr>
+        <w:tabs>
+          <w:tab w:pos="1080" w:val="left"/>
+          <w:tab w:pos="6480" w:val="right"/>
+          <w:tab w:pos="6768" w:val="left"/>
+        </w:tabs>
+        <w:spacing w:line="240" w:lineRule="exact"/>
+      </w:pPr>
+      <w:r>
+        <w:rPr>
+          <w:rFonts w:ascii="Times New Roman" w:cs="Times New Roman" w:eastAsia="Times New Roman" w:hAnsi="Times New Roman"/>
+          <w:sz w:val="24"/>
+          <w:szCs w:val="24"/>
+        </w:rPr>
+      </w:r>
+      <w:r>
+        <w:rPr>
+          <w:rFonts w:ascii="Times New Roman" w:cs="Times New Roman" w:eastAsia="Times New Roman" w:hAnsi="Times New Roman"/>
+          <w:sz w:val="24"/>
+          <w:szCs w:val="24"/>
+        </w:rPr>
+        <w:tab/>
+        <w:t>)</w:t>
+      </w:r>
+    </w:p>
+    <w:p>
+      <w:pPr>
+        <w:tabs>
+          <w:tab w:pos="1080" w:val="left"/>
+          <w:tab w:pos="6480" w:val="right"/>
+          <w:tab w:pos="6768" w:val="left"/>
+        </w:tabs>
+        <w:spacing w:line="240" w:lineRule="exact"/>
+      </w:pPr>
+      <w:r>
+        <w:rPr>
+          <w:rFonts w:ascii="Times New Roman" w:cs="Times New Roman" w:eastAsia="Times New Roman" w:hAnsi="Times New Roman"/>
+          <w:b w:val="false"/>
+          <w:bCs w:val="false"/>
+          <w:sz w:val="24"/>
+          <w:szCs w:val="24"/>
+        </w:rPr>
+        <w:t>{{ child1_name_upper }}</w:t>
+      </w:r>
+      <w:r>
+        <w:rPr>
+          <w:rFonts w:ascii="Times New Roman" w:cs="Times New Roman" w:eastAsia="Times New Roman" w:hAnsi="Times New Roman"/>
+          <w:b w:val="false"/>
+          <w:bCs w:val="false"/>
+          <w:sz w:val="24"/>
+          <w:szCs w:val="24"/>
+        </w:rPr>
+        <w:tab/>
+        <w:t>)</w:t>
+      </w:r>
+    </w:p>
+    <w:p>
+      <w:pPr>
+        <w:tabs>
+          <w:tab w:pos="1080" w:val="left"/>
+          <w:tab w:pos="6480" w:val="right"/>
+          <w:tab w:pos="6768" w:val="left"/>
+        </w:tabs>
         <w:spacing w:line="240" w:lineRule="exact"/>
       </w:pPr>
       <w:r>
@@ -883,70 +724,39 @@
           <w:szCs w:val="24"/>
         </w:rPr>
         <w:t xml:space="preserve">DOB:  </w:t>
-      </w:r>
-      <w:r>
-        <w:rPr>
-          <w:rFonts w:ascii="Times New Roman" w:cs="Times New Roman" w:eastAsia="Times New Roman" w:hAnsi="Times New Roman"/>
-          <w:sz w:val="24"/>
-          <w:szCs w:val="24"/>
-        </w:rPr>
-        <w:t xml:space="preserve">	</w:t>
-      </w:r>
-      <w:r>
-        <w:rPr>
-          <w:rFonts w:ascii="Times New Roman" w:cs="Times New Roman" w:eastAsia="Times New Roman" w:hAnsi="Times New Roman"/>
-          <w:b w:val="false"/>
-          <w:bCs w:val="false"/>
-          <w:sz w:val="24"/>
-          <w:szCs w:val="24"/>
-        </w:rPr>
-        <w:t xml:space="preserve">{{ child1_dob }},</w:t>
-      </w:r>
-      <w:r>
-        <w:rPr>
-          <w:rFonts w:ascii="Times New Roman" w:cs="Times New Roman" w:eastAsia="Times New Roman" w:hAnsi="Times New Roman"/>
-          <w:sz w:val="24"/>
-          <w:szCs w:val="24"/>
-        </w:rPr>
-        <w:t xml:space="preserve">	</w:t>
-      </w:r>
-      <w:r>
-        <w:rPr>
-          <w:rFonts w:ascii="Times New Roman" w:cs="Times New Roman" w:eastAsia="Times New Roman" w:hAnsi="Times New Roman"/>
-          <w:sz w:val="24"/>
-          <w:szCs w:val="24"/>
-        </w:rPr>
-        <w:t xml:space="preserve">	</w:t>
-      </w:r>
-      <w:r>
-        <w:rPr>
-          <w:rFonts w:ascii="Times New Roman" w:cs="Times New Roman" w:eastAsia="Times New Roman" w:hAnsi="Times New Roman"/>
-          <w:sz w:val="24"/>
-          <w:szCs w:val="24"/>
-        </w:rPr>
-        <w:t xml:space="preserve">	</w:t>
-      </w:r>
-      <w:r>
-        <w:rPr>
-          <w:rFonts w:ascii="Times New Roman" w:cs="Times New Roman" w:eastAsia="Times New Roman" w:hAnsi="Times New Roman"/>
-          <w:sz w:val="24"/>
-          <w:szCs w:val="24"/>
-        </w:rPr>
-        <w:t xml:space="preserve">	</w:t>
-      </w:r>
-      <w:r>
-        <w:rPr>
-          <w:rFonts w:ascii="Times New Roman" w:cs="Times New Roman" w:eastAsia="Times New Roman" w:hAnsi="Times New Roman"/>
-          <w:b w:val="false"/>
-          <w:bCs w:val="false"/>
-          <w:sz w:val="24"/>
-          <w:szCs w:val="24"/>
-        </w:rPr>
-        <w:t xml:space="preserve">) No. {{ case_number }}</w:t>
-      </w:r>
-    </w:p>
-    <w:p>
-      <w:pPr>
+        <w:tab/>
+        <w:t>{{ child1_dob }},</w:t>
+      </w:r>
+      <w:r>
+        <w:rPr>
+          <w:rFonts w:ascii="Times New Roman" w:cs="Times New Roman" w:eastAsia="Times New Roman" w:hAnsi="Times New Roman"/>
+          <w:b w:val="false"/>
+          <w:bCs w:val="false"/>
+          <w:sz w:val="24"/>
+          <w:szCs w:val="24"/>
+        </w:rPr>
+        <w:tab/>
+        <w:t>)</w:t>
+      </w:r>
+      <w:r>
+        <w:rPr>
+          <w:rFonts w:ascii="Times New Roman" w:cs="Times New Roman" w:eastAsia="Times New Roman" w:hAnsi="Times New Roman"/>
+          <w:b w:val="false"/>
+          <w:bCs w:val="false"/>
+          <w:sz w:val="24"/>
+          <w:szCs w:val="24"/>
+        </w:rPr>
+        <w:tab/>
+        <w:t>No. {{ case_number }}</w:t>
+      </w:r>
+    </w:p>
+    <w:p>
+      <w:pPr>
+        <w:tabs>
+          <w:tab w:pos="1080" w:val="left"/>
+          <w:tab w:pos="6480" w:val="right"/>
+          <w:tab w:pos="6768" w:val="left"/>
+        </w:tabs>
         <w:spacing w:line="240" w:lineRule="exact"/>
         <w:ind w:start="4320" w:firstLine="720"/>
       </w:pPr>
@@ -958,11 +768,26 @@
           <w:sz w:val="24"/>
           <w:szCs w:val="24"/>
         </w:rPr>
-        <w:t xml:space="preserve">)</w:t>
-      </w:r>
-    </w:p>
-    <w:p>
-      <w:pPr>
+      </w:r>
+      <w:r>
+        <w:rPr>
+          <w:rFonts w:ascii="Times New Roman" w:cs="Times New Roman" w:eastAsia="Times New Roman" w:hAnsi="Times New Roman"/>
+          <w:b w:val="false"/>
+          <w:bCs w:val="false"/>
+          <w:sz w:val="24"/>
+          <w:szCs w:val="24"/>
+        </w:rPr>
+        <w:tab/>
+        <w:t>)</w:t>
+      </w:r>
+    </w:p>
+    <w:p>
+      <w:pPr>
+        <w:tabs>
+          <w:tab w:pos="1080" w:val="left"/>
+          <w:tab w:pos="6480" w:val="right"/>
+          <w:tab w:pos="6768" w:val="left"/>
+        </w:tabs>
         <w:spacing w:line="240" w:lineRule="exact"/>
         <w:ind w:firstLine="720"/>
       </w:pPr>
@@ -974,41 +799,18 @@
           <w:sz w:val="24"/>
           <w:szCs w:val="24"/>
         </w:rPr>
-        <w:t xml:space="preserve">A Minor Child.</w:t>
-      </w:r>
-      <w:r>
-        <w:rPr>
-          <w:rFonts w:ascii="Times New Roman" w:cs="Times New Roman" w:eastAsia="Times New Roman" w:hAnsi="Times New Roman"/>
-          <w:sz w:val="24"/>
-          <w:szCs w:val="24"/>
-        </w:rPr>
-        <w:t xml:space="preserve">	</w:t>
-      </w:r>
-      <w:r>
-        <w:rPr>
-          <w:rFonts w:ascii="Times New Roman" w:cs="Times New Roman" w:eastAsia="Times New Roman" w:hAnsi="Times New Roman"/>
-          <w:sz w:val="24"/>
-          <w:szCs w:val="24"/>
-        </w:rPr>
-        <w:t xml:space="preserve">	</w:t>
-      </w:r>
-      <w:r>
-        <w:rPr>
-          <w:rFonts w:ascii="Times New Roman" w:cs="Times New Roman" w:eastAsia="Times New Roman" w:hAnsi="Times New Roman"/>
-          <w:sz w:val="24"/>
-          <w:szCs w:val="24"/>
-        </w:rPr>
-        <w:t xml:space="preserve">	</w:t>
-      </w:r>
-      <w:r>
-        <w:rPr>
-          <w:rFonts w:ascii="Times New Roman" w:cs="Times New Roman" w:eastAsia="Times New Roman" w:hAnsi="Times New Roman"/>
-          <w:b w:val="false"/>
-          <w:bCs w:val="false"/>
-          <w:sz w:val="24"/>
-          <w:szCs w:val="24"/>
-        </w:rPr>
-        <w:t xml:space="preserve">)</w:t>
+        <w:t>A Minor Child.</w:t>
+      </w:r>
+      <w:r>
+        <w:rPr>
+          <w:rFonts w:ascii="Times New Roman" w:cs="Times New Roman" w:eastAsia="Times New Roman" w:hAnsi="Times New Roman"/>
+          <w:b w:val="false"/>
+          <w:bCs w:val="false"/>
+          <w:sz w:val="24"/>
+          <w:szCs w:val="24"/>
+        </w:rPr>
+        <w:tab/>
+        <w:t>)</w:t>
       </w:r>
     </w:p>
     <w:p>
@@ -1466,159 +1268,99 @@
     </w:p>
     <w:p>
       <w:pPr>
-        <w:spacing w:line="240" w:lineRule="exact"/>
-      </w:pPr>
-      <w:r>
-        <w:rPr>
-          <w:rFonts w:ascii="Times New Roman" w:cs="Times New Roman" w:eastAsia="Times New Roman" w:hAnsi="Times New Roman"/>
-          <w:b w:val="false"/>
-          <w:bCs w:val="false"/>
-          <w:sz w:val="24"/>
-          <w:szCs w:val="24"/>
-        </w:rPr>
-        <w:t xml:space="preserve">In the Matter of the Adoption of</w:t>
-      </w:r>
-      <w:r>
-        <w:rPr>
-          <w:rFonts w:ascii="Times New Roman" w:cs="Times New Roman" w:eastAsia="Times New Roman" w:hAnsi="Times New Roman"/>
-          <w:sz w:val="24"/>
-          <w:szCs w:val="24"/>
-        </w:rPr>
-        <w:t xml:space="preserve">	</w:t>
-      </w:r>
-      <w:r>
-        <w:rPr>
-          <w:rFonts w:ascii="Times New Roman" w:cs="Times New Roman" w:eastAsia="Times New Roman" w:hAnsi="Times New Roman"/>
-          <w:b w:val="false"/>
-          <w:bCs w:val="false"/>
-          <w:sz w:val="24"/>
-          <w:szCs w:val="24"/>
-        </w:rPr>
-        <w:t xml:space="preserve">)</w:t>
-      </w:r>
-    </w:p>
-    <w:p>
-      <w:pPr>
-        <w:spacing w:line="240" w:lineRule="exact"/>
-      </w:pPr>
-      <w:r>
-        <w:rPr>
-          <w:rFonts w:ascii="Times New Roman" w:cs="Times New Roman" w:eastAsia="Times New Roman" w:hAnsi="Times New Roman"/>
-          <w:sz w:val="24"/>
-          <w:szCs w:val="24"/>
-        </w:rPr>
-        <w:t xml:space="preserve">	</w:t>
-      </w:r>
-      <w:r>
-        <w:rPr>
-          <w:rFonts w:ascii="Times New Roman" w:cs="Times New Roman" w:eastAsia="Times New Roman" w:hAnsi="Times New Roman"/>
-          <w:sz w:val="24"/>
-          <w:szCs w:val="24"/>
-        </w:rPr>
-        <w:t xml:space="preserve">	</w:t>
-      </w:r>
-      <w:r>
-        <w:rPr>
-          <w:rFonts w:ascii="Times New Roman" w:cs="Times New Roman" w:eastAsia="Times New Roman" w:hAnsi="Times New Roman"/>
-          <w:sz w:val="24"/>
-          <w:szCs w:val="24"/>
-        </w:rPr>
-        <w:t xml:space="preserve">	</w:t>
-      </w:r>
-      <w:r>
-        <w:rPr>
-          <w:rFonts w:ascii="Times New Roman" w:cs="Times New Roman" w:eastAsia="Times New Roman" w:hAnsi="Times New Roman"/>
-          <w:sz w:val="24"/>
-          <w:szCs w:val="24"/>
-        </w:rPr>
-        <w:t xml:space="preserve">	</w:t>
-      </w:r>
-      <w:r>
-        <w:rPr>
-          <w:rFonts w:ascii="Times New Roman" w:cs="Times New Roman" w:eastAsia="Times New Roman" w:hAnsi="Times New Roman"/>
-          <w:sz w:val="24"/>
-          <w:szCs w:val="24"/>
-        </w:rPr>
-        <w:t xml:space="preserve">	</w:t>
-      </w:r>
-      <w:r>
-        <w:rPr>
-          <w:rFonts w:ascii="Times New Roman" w:cs="Times New Roman" w:eastAsia="Times New Roman" w:hAnsi="Times New Roman"/>
-          <w:sz w:val="24"/>
-          <w:szCs w:val="24"/>
-        </w:rPr>
-        <w:t xml:space="preserve">	</w:t>
-      </w:r>
-      <w:r>
-        <w:rPr>
-          <w:rFonts w:ascii="Times New Roman" w:cs="Times New Roman" w:eastAsia="Times New Roman" w:hAnsi="Times New Roman"/>
-          <w:sz w:val="24"/>
-          <w:szCs w:val="24"/>
-        </w:rPr>
-        <w:t xml:space="preserve">	</w:t>
-      </w:r>
-      <w:r>
-        <w:rPr>
-          <w:rFonts w:ascii="Times New Roman" w:cs="Times New Roman" w:eastAsia="Times New Roman" w:hAnsi="Times New Roman"/>
-          <w:b w:val="false"/>
-          <w:bCs w:val="false"/>
-          <w:sz w:val="24"/>
-          <w:szCs w:val="24"/>
-        </w:rPr>
-        <w:t xml:space="preserve">)</w:t>
-      </w:r>
-    </w:p>
-    <w:p>
-      <w:pPr>
-        <w:spacing w:line="240" w:lineRule="exact"/>
-      </w:pPr>
-      <w:r>
-        <w:rPr>
-          <w:rFonts w:ascii="Times New Roman" w:cs="Times New Roman" w:eastAsia="Times New Roman" w:hAnsi="Times New Roman"/>
-          <w:b w:val="false"/>
-          <w:bCs w:val="false"/>
-          <w:sz w:val="24"/>
-          <w:szCs w:val="24"/>
-        </w:rPr>
-        <w:t xml:space="preserve">{{ child1_name_upper }}</w:t>
-      </w:r>
-      <w:r>
-        <w:rPr>
-          <w:rFonts w:ascii="Times New Roman" w:cs="Times New Roman" w:eastAsia="Times New Roman" w:hAnsi="Times New Roman"/>
-          <w:sz w:val="24"/>
-          <w:szCs w:val="24"/>
-        </w:rPr>
-        <w:t xml:space="preserve">	</w:t>
-      </w:r>
-      <w:r>
-        <w:rPr>
-          <w:rFonts w:ascii="Times New Roman" w:cs="Times New Roman" w:eastAsia="Times New Roman" w:hAnsi="Times New Roman"/>
-          <w:sz w:val="24"/>
-          <w:szCs w:val="24"/>
-        </w:rPr>
-        <w:t xml:space="preserve">	</w:t>
-      </w:r>
-      <w:r>
-        <w:rPr>
-          <w:rFonts w:ascii="Times New Roman" w:cs="Times New Roman" w:eastAsia="Times New Roman" w:hAnsi="Times New Roman"/>
-          <w:sz w:val="24"/>
-          <w:szCs w:val="24"/>
-        </w:rPr>
-        <w:t xml:space="preserve">	</w:t>
-      </w:r>
-      <w:r>
-        <w:rPr>
-          <w:rFonts w:ascii="Times New Roman" w:cs="Times New Roman" w:eastAsia="Times New Roman" w:hAnsi="Times New Roman"/>
-          <w:b w:val="false"/>
-          <w:bCs w:val="false"/>
-          <w:sz w:val="24"/>
-          <w:szCs w:val="24"/>
-        </w:rPr>
-        <w:t xml:space="preserve">) </w:t>
-      </w:r>
-    </w:p>
-    <w:p>
-      <w:pPr>
+        <w:tabs>
+          <w:tab w:pos="1080" w:val="left"/>
+          <w:tab w:pos="6480" w:val="right"/>
+          <w:tab w:pos="6768" w:val="left"/>
+        </w:tabs>
+        <w:spacing w:line="240" w:lineRule="exact"/>
+      </w:pPr>
+      <w:r>
+        <w:rPr>
+          <w:rFonts w:ascii="Times New Roman" w:cs="Times New Roman" w:eastAsia="Times New Roman" w:hAnsi="Times New Roman"/>
+          <w:b w:val="false"/>
+          <w:bCs w:val="false"/>
+          <w:sz w:val="24"/>
+          <w:szCs w:val="24"/>
+        </w:rPr>
+        <w:t>In the Matter of the Adoption of</w:t>
+      </w:r>
+      <w:r>
+        <w:rPr>
+          <w:rFonts w:ascii="Times New Roman" w:cs="Times New Roman" w:eastAsia="Times New Roman" w:hAnsi="Times New Roman"/>
+          <w:b w:val="false"/>
+          <w:bCs w:val="false"/>
+          <w:sz w:val="24"/>
+          <w:szCs w:val="24"/>
+        </w:rPr>
+        <w:tab/>
+        <w:t>)</w:t>
+      </w:r>
+    </w:p>
+    <w:p>
+      <w:pPr>
+        <w:tabs>
+          <w:tab w:pos="1080" w:val="left"/>
+          <w:tab w:pos="6480" w:val="right"/>
+          <w:tab w:pos="6768" w:val="left"/>
+        </w:tabs>
+        <w:spacing w:line="240" w:lineRule="exact"/>
+      </w:pPr>
+      <w:r>
+        <w:rPr>
+          <w:rFonts w:ascii="Times New Roman" w:cs="Times New Roman" w:eastAsia="Times New Roman" w:hAnsi="Times New Roman"/>
+          <w:sz w:val="24"/>
+          <w:szCs w:val="24"/>
+        </w:rPr>
+      </w:r>
+      <w:r>
+        <w:rPr>
+          <w:rFonts w:ascii="Times New Roman" w:cs="Times New Roman" w:eastAsia="Times New Roman" w:hAnsi="Times New Roman"/>
+          <w:sz w:val="24"/>
+          <w:szCs w:val="24"/>
+        </w:rPr>
+        <w:tab/>
+        <w:t>)</w:t>
+      </w:r>
+    </w:p>
+    <w:p>
+      <w:pPr>
+        <w:tabs>
+          <w:tab w:pos="1080" w:val="left"/>
+          <w:tab w:pos="6480" w:val="right"/>
+          <w:tab w:pos="6768" w:val="left"/>
+        </w:tabs>
+        <w:spacing w:line="240" w:lineRule="exact"/>
+      </w:pPr>
+      <w:r>
+        <w:rPr>
+          <w:rFonts w:ascii="Times New Roman" w:cs="Times New Roman" w:eastAsia="Times New Roman" w:hAnsi="Times New Roman"/>
+          <w:b w:val="false"/>
+          <w:bCs w:val="false"/>
+          <w:sz w:val="24"/>
+          <w:szCs w:val="24"/>
+        </w:rPr>
+        <w:t>{{ child1_name_upper }}</w:t>
+      </w:r>
+      <w:r>
+        <w:rPr>
+          <w:rFonts w:ascii="Times New Roman" w:cs="Times New Roman" w:eastAsia="Times New Roman" w:hAnsi="Times New Roman"/>
+          <w:b w:val="false"/>
+          <w:bCs w:val="false"/>
+          <w:sz w:val="24"/>
+          <w:szCs w:val="24"/>
+        </w:rPr>
+        <w:tab/>
+        <w:t>)</w:t>
+      </w:r>
+    </w:p>
+    <w:p>
+      <w:pPr>
+        <w:tabs>
+          <w:tab w:pos="1080" w:val="left"/>
+          <w:tab w:pos="6480" w:val="right"/>
+          <w:tab w:pos="6768" w:val="left"/>
+        </w:tabs>
         <w:spacing w:line="240" w:lineRule="exact"/>
       </w:pPr>
       <w:r>
@@ -1630,70 +1372,39 @@
           <w:szCs w:val="24"/>
         </w:rPr>
         <w:t xml:space="preserve">DOB:  </w:t>
-      </w:r>
-      <w:r>
-        <w:rPr>
-          <w:rFonts w:ascii="Times New Roman" w:cs="Times New Roman" w:eastAsia="Times New Roman" w:hAnsi="Times New Roman"/>
-          <w:sz w:val="24"/>
-          <w:szCs w:val="24"/>
-        </w:rPr>
-        <w:t xml:space="preserve">	</w:t>
-      </w:r>
-      <w:r>
-        <w:rPr>
-          <w:rFonts w:ascii="Times New Roman" w:cs="Times New Roman" w:eastAsia="Times New Roman" w:hAnsi="Times New Roman"/>
-          <w:b w:val="false"/>
-          <w:bCs w:val="false"/>
-          <w:sz w:val="24"/>
-          <w:szCs w:val="24"/>
-        </w:rPr>
-        <w:t xml:space="preserve">{{ child1_dob }},</w:t>
-      </w:r>
-      <w:r>
-        <w:rPr>
-          <w:rFonts w:ascii="Times New Roman" w:cs="Times New Roman" w:eastAsia="Times New Roman" w:hAnsi="Times New Roman"/>
-          <w:sz w:val="24"/>
-          <w:szCs w:val="24"/>
-        </w:rPr>
-        <w:t xml:space="preserve">	</w:t>
-      </w:r>
-      <w:r>
-        <w:rPr>
-          <w:rFonts w:ascii="Times New Roman" w:cs="Times New Roman" w:eastAsia="Times New Roman" w:hAnsi="Times New Roman"/>
-          <w:sz w:val="24"/>
-          <w:szCs w:val="24"/>
-        </w:rPr>
-        <w:t xml:space="preserve">	</w:t>
-      </w:r>
-      <w:r>
-        <w:rPr>
-          <w:rFonts w:ascii="Times New Roman" w:cs="Times New Roman" w:eastAsia="Times New Roman" w:hAnsi="Times New Roman"/>
-          <w:sz w:val="24"/>
-          <w:szCs w:val="24"/>
-        </w:rPr>
-        <w:t xml:space="preserve">	</w:t>
-      </w:r>
-      <w:r>
-        <w:rPr>
-          <w:rFonts w:ascii="Times New Roman" w:cs="Times New Roman" w:eastAsia="Times New Roman" w:hAnsi="Times New Roman"/>
-          <w:sz w:val="24"/>
-          <w:szCs w:val="24"/>
-        </w:rPr>
-        <w:t xml:space="preserve">	</w:t>
-      </w:r>
-      <w:r>
-        <w:rPr>
-          <w:rFonts w:ascii="Times New Roman" w:cs="Times New Roman" w:eastAsia="Times New Roman" w:hAnsi="Times New Roman"/>
-          <w:b w:val="false"/>
-          <w:bCs w:val="false"/>
-          <w:sz w:val="24"/>
-          <w:szCs w:val="24"/>
-        </w:rPr>
-        <w:t xml:space="preserve">) No. {{ case_number }}</w:t>
-      </w:r>
-    </w:p>
-    <w:p>
-      <w:pPr>
+        <w:tab/>
+        <w:t>{{ child1_dob }},</w:t>
+      </w:r>
+      <w:r>
+        <w:rPr>
+          <w:rFonts w:ascii="Times New Roman" w:cs="Times New Roman" w:eastAsia="Times New Roman" w:hAnsi="Times New Roman"/>
+          <w:b w:val="false"/>
+          <w:bCs w:val="false"/>
+          <w:sz w:val="24"/>
+          <w:szCs w:val="24"/>
+        </w:rPr>
+        <w:tab/>
+        <w:t>)</w:t>
+      </w:r>
+      <w:r>
+        <w:rPr>
+          <w:rFonts w:ascii="Times New Roman" w:cs="Times New Roman" w:eastAsia="Times New Roman" w:hAnsi="Times New Roman"/>
+          <w:b w:val="false"/>
+          <w:bCs w:val="false"/>
+          <w:sz w:val="24"/>
+          <w:szCs w:val="24"/>
+        </w:rPr>
+        <w:tab/>
+        <w:t>No. {{ case_number }}</w:t>
+      </w:r>
+    </w:p>
+    <w:p>
+      <w:pPr>
+        <w:tabs>
+          <w:tab w:pos="1080" w:val="left"/>
+          <w:tab w:pos="6480" w:val="right"/>
+          <w:tab w:pos="6768" w:val="left"/>
+        </w:tabs>
         <w:spacing w:line="240" w:lineRule="exact"/>
         <w:ind w:start="4320" w:firstLine="720"/>
       </w:pPr>
@@ -1705,11 +1416,26 @@
           <w:sz w:val="24"/>
           <w:szCs w:val="24"/>
         </w:rPr>
-        <w:t xml:space="preserve">)</w:t>
-      </w:r>
-    </w:p>
-    <w:p>
-      <w:pPr>
+      </w:r>
+      <w:r>
+        <w:rPr>
+          <w:rFonts w:ascii="Times New Roman" w:cs="Times New Roman" w:eastAsia="Times New Roman" w:hAnsi="Times New Roman"/>
+          <w:b w:val="false"/>
+          <w:bCs w:val="false"/>
+          <w:sz w:val="24"/>
+          <w:szCs w:val="24"/>
+        </w:rPr>
+        <w:tab/>
+        <w:t>)</w:t>
+      </w:r>
+    </w:p>
+    <w:p>
+      <w:pPr>
+        <w:tabs>
+          <w:tab w:pos="1080" w:val="left"/>
+          <w:tab w:pos="6480" w:val="right"/>
+          <w:tab w:pos="6768" w:val="left"/>
+        </w:tabs>
         <w:spacing w:line="240" w:lineRule="exact"/>
         <w:ind w:firstLine="720"/>
       </w:pPr>
@@ -1721,41 +1447,18 @@
           <w:sz w:val="24"/>
           <w:szCs w:val="24"/>
         </w:rPr>
-        <w:t xml:space="preserve">A Minor Child.</w:t>
-      </w:r>
-      <w:r>
-        <w:rPr>
-          <w:rFonts w:ascii="Times New Roman" w:cs="Times New Roman" w:eastAsia="Times New Roman" w:hAnsi="Times New Roman"/>
-          <w:sz w:val="24"/>
-          <w:szCs w:val="24"/>
-        </w:rPr>
-        <w:t xml:space="preserve">	</w:t>
-      </w:r>
-      <w:r>
-        <w:rPr>
-          <w:rFonts w:ascii="Times New Roman" w:cs="Times New Roman" w:eastAsia="Times New Roman" w:hAnsi="Times New Roman"/>
-          <w:sz w:val="24"/>
-          <w:szCs w:val="24"/>
-        </w:rPr>
-        <w:t xml:space="preserve">	</w:t>
-      </w:r>
-      <w:r>
-        <w:rPr>
-          <w:rFonts w:ascii="Times New Roman" w:cs="Times New Roman" w:eastAsia="Times New Roman" w:hAnsi="Times New Roman"/>
-          <w:sz w:val="24"/>
-          <w:szCs w:val="24"/>
-        </w:rPr>
-        <w:t xml:space="preserve">	</w:t>
-      </w:r>
-      <w:r>
-        <w:rPr>
-          <w:rFonts w:ascii="Times New Roman" w:cs="Times New Roman" w:eastAsia="Times New Roman" w:hAnsi="Times New Roman"/>
-          <w:b w:val="false"/>
-          <w:bCs w:val="false"/>
-          <w:sz w:val="24"/>
-          <w:szCs w:val="24"/>
-        </w:rPr>
-        <w:t xml:space="preserve">)</w:t>
+        <w:t>A Minor Child.</w:t>
+      </w:r>
+      <w:r>
+        <w:rPr>
+          <w:rFonts w:ascii="Times New Roman" w:cs="Times New Roman" w:eastAsia="Times New Roman" w:hAnsi="Times New Roman"/>
+          <w:b w:val="false"/>
+          <w:bCs w:val="false"/>
+          <w:sz w:val="24"/>
+          <w:szCs w:val="24"/>
+        </w:rPr>
+        <w:tab/>
+        <w:t>)</w:t>
       </w:r>
     </w:p>
     <w:p>

--- a/templates/dhs/dhs_consent_affidavit_order.docx
+++ b/templates/dhs/dhs_consent_affidavit_order.docx
@@ -350,7 +350,6 @@
     <w:p>
       <w:pPr>
         <w:spacing w:line="480" w:lineRule="auto"/>
-        <w:ind w:firstLine="1440"/>
         <w:jc w:val="both"/>
       </w:pPr>
       <w:r>
@@ -367,7 +366,6 @@
     <w:p>
       <w:pPr>
         <w:spacing w:line="480" w:lineRule="auto"/>
-        <w:ind w:firstLine="1440"/>
         <w:jc w:val="both"/>
       </w:pPr>
       <w:r>
@@ -384,7 +382,6 @@
     <w:p>
       <w:pPr>
         <w:spacing w:line="480" w:lineRule="auto"/>
-        <w:ind w:firstLine="1440"/>
         <w:jc w:val="both"/>
       </w:pPr>
       <w:r>
@@ -401,7 +398,6 @@
     <w:p>
       <w:pPr>
         <w:spacing w:line="480" w:lineRule="auto"/>
-        <w:ind w:firstLine="1440"/>
         <w:jc w:val="both"/>
       </w:pPr>
       <w:r>

--- a/templates/dhs/dhs_consent_affidavit_order.docx
+++ b/templates/dhs/dhs_consent_affidavit_order.docx
@@ -64,201 +64,245 @@
         <w:t xml:space="preserve"/>
       </w:r>
     </w:p>
-    <w:p>
-      <w:pPr>
-        <w:tabs>
-          <w:tab w:pos="1080" w:val="left"/>
-          <w:tab w:pos="6480" w:val="right"/>
-          <w:tab w:pos="6768" w:val="left"/>
-        </w:tabs>
-        <w:spacing w:line="240" w:lineRule="exact"/>
-      </w:pPr>
-      <w:r>
-        <w:rPr>
-          <w:rFonts w:ascii="Times New Roman" w:cs="Times New Roman" w:eastAsia="Times New Roman" w:hAnsi="Times New Roman"/>
-          <w:b w:val="false"/>
-          <w:bCs w:val="false"/>
-          <w:sz w:val="24"/>
-          <w:szCs w:val="24"/>
-        </w:rPr>
-        <w:t>In the Matter of the Adoption of</w:t>
-      </w:r>
-      <w:r>
-        <w:rPr>
-          <w:rFonts w:ascii="Times New Roman" w:cs="Times New Roman" w:eastAsia="Times New Roman" w:hAnsi="Times New Roman"/>
-          <w:b w:val="false"/>
-          <w:bCs w:val="false"/>
-          <w:sz w:val="24"/>
-          <w:szCs w:val="24"/>
-        </w:rPr>
-        <w:tab/>
-        <w:t>)</w:t>
-      </w:r>
-    </w:p>
-    <w:p>
-      <w:pPr>
-        <w:tabs>
-          <w:tab w:pos="1080" w:val="left"/>
-          <w:tab w:pos="6480" w:val="right"/>
-          <w:tab w:pos="6768" w:val="left"/>
-        </w:tabs>
-        <w:spacing w:line="240" w:lineRule="exact"/>
-      </w:pPr>
-      <w:r>
-        <w:rPr>
-          <w:rFonts w:ascii="Times New Roman" w:cs="Times New Roman" w:eastAsia="Times New Roman" w:hAnsi="Times New Roman"/>
-          <w:sz w:val="24"/>
-          <w:szCs w:val="24"/>
-        </w:rPr>
-      </w:r>
-      <w:r>
-        <w:rPr>
-          <w:rFonts w:ascii="Times New Roman" w:cs="Times New Roman" w:eastAsia="Times New Roman" w:hAnsi="Times New Roman"/>
-          <w:sz w:val="24"/>
-          <w:szCs w:val="24"/>
-        </w:rPr>
-        <w:tab/>
-        <w:t>)</w:t>
-      </w:r>
-    </w:p>
-    <w:p>
-      <w:pPr>
-        <w:tabs>
-          <w:tab w:pos="1080" w:val="left"/>
-          <w:tab w:pos="6480" w:val="right"/>
-          <w:tab w:pos="6768" w:val="left"/>
-        </w:tabs>
-        <w:spacing w:line="240" w:lineRule="exact"/>
-      </w:pPr>
-      <w:r>
-        <w:rPr>
-          <w:rFonts w:ascii="Times New Roman" w:cs="Times New Roman" w:eastAsia="Times New Roman" w:hAnsi="Times New Roman"/>
-          <w:b w:val="false"/>
-          <w:bCs w:val="false"/>
-          <w:sz w:val="24"/>
-          <w:szCs w:val="24"/>
-        </w:rPr>
-        <w:t>{{ child1_name_upper }}</w:t>
-      </w:r>
-      <w:r>
-        <w:rPr>
-          <w:rFonts w:ascii="Times New Roman" w:cs="Times New Roman" w:eastAsia="Times New Roman" w:hAnsi="Times New Roman"/>
-          <w:b w:val="false"/>
-          <w:bCs w:val="false"/>
-          <w:sz w:val="24"/>
-          <w:szCs w:val="24"/>
-        </w:rPr>
-        <w:tab/>
-        <w:t>)</w:t>
-      </w:r>
-    </w:p>
-    <w:p>
-      <w:pPr>
-        <w:tabs>
-          <w:tab w:pos="1080" w:val="left"/>
-          <w:tab w:pos="6480" w:val="right"/>
-          <w:tab w:pos="6768" w:val="left"/>
-        </w:tabs>
-        <w:spacing w:line="240" w:lineRule="exact"/>
-      </w:pPr>
-      <w:r>
-        <w:rPr>
-          <w:rFonts w:ascii="Times New Roman" w:cs="Times New Roman" w:eastAsia="Times New Roman" w:hAnsi="Times New Roman"/>
-          <w:b w:val="false"/>
-          <w:bCs w:val="false"/>
-          <w:sz w:val="24"/>
-          <w:szCs w:val="24"/>
-        </w:rPr>
-        <w:t xml:space="preserve">DOB:  </w:t>
-        <w:tab/>
-        <w:t>{{ child1_dob }},</w:t>
-      </w:r>
-      <w:r>
-        <w:rPr>
-          <w:rFonts w:ascii="Times New Roman" w:cs="Times New Roman" w:eastAsia="Times New Roman" w:hAnsi="Times New Roman"/>
-          <w:b w:val="false"/>
-          <w:bCs w:val="false"/>
-          <w:sz w:val="24"/>
-          <w:szCs w:val="24"/>
-        </w:rPr>
-        <w:tab/>
-        <w:t>)</w:t>
-      </w:r>
-      <w:r>
-        <w:rPr>
-          <w:rFonts w:ascii="Times New Roman" w:cs="Times New Roman" w:eastAsia="Times New Roman" w:hAnsi="Times New Roman"/>
-          <w:b w:val="false"/>
-          <w:bCs w:val="false"/>
-          <w:sz w:val="24"/>
-          <w:szCs w:val="24"/>
-        </w:rPr>
-        <w:tab/>
-        <w:t>No. {{ case_number }}</w:t>
-      </w:r>
-    </w:p>
-    <w:p>
-      <w:pPr>
-        <w:tabs>
-          <w:tab w:pos="1080" w:val="left"/>
-          <w:tab w:pos="6480" w:val="right"/>
-          <w:tab w:pos="6768" w:val="left"/>
-        </w:tabs>
-        <w:spacing w:line="240" w:lineRule="exact"/>
-        <w:ind w:start="4320" w:firstLine="720"/>
-      </w:pPr>
-      <w:r>
-        <w:rPr>
-          <w:rFonts w:ascii="Times New Roman" w:cs="Times New Roman" w:eastAsia="Times New Roman" w:hAnsi="Times New Roman"/>
-          <w:b w:val="false"/>
-          <w:bCs w:val="false"/>
-          <w:sz w:val="24"/>
-          <w:szCs w:val="24"/>
-        </w:rPr>
-      </w:r>
-      <w:r>
-        <w:rPr>
-          <w:rFonts w:ascii="Times New Roman" w:cs="Times New Roman" w:eastAsia="Times New Roman" w:hAnsi="Times New Roman"/>
-          <w:b w:val="false"/>
-          <w:bCs w:val="false"/>
-          <w:sz w:val="24"/>
-          <w:szCs w:val="24"/>
-        </w:rPr>
-        <w:tab/>
-        <w:t>)</w:t>
-      </w:r>
-    </w:p>
-    <w:p>
-      <w:pPr>
-        <w:tabs>
-          <w:tab w:pos="1080" w:val="left"/>
-          <w:tab w:pos="6480" w:val="right"/>
-          <w:tab w:pos="6768" w:val="left"/>
-        </w:tabs>
-        <w:spacing w:line="240" w:lineRule="exact"/>
-        <w:ind w:firstLine="720"/>
-      </w:pPr>
-      <w:r>
-        <w:rPr>
-          <w:rFonts w:ascii="Times New Roman" w:cs="Times New Roman" w:eastAsia="Times New Roman" w:hAnsi="Times New Roman"/>
-          <w:b w:val="false"/>
-          <w:bCs w:val="false"/>
-          <w:sz w:val="24"/>
-          <w:szCs w:val="24"/>
-        </w:rPr>
-        <w:t>A Minor Child.</w:t>
-      </w:r>
-      <w:r>
-        <w:rPr>
-          <w:rFonts w:ascii="Times New Roman" w:cs="Times New Roman" w:eastAsia="Times New Roman" w:hAnsi="Times New Roman"/>
-          <w:b w:val="false"/>
-          <w:bCs w:val="false"/>
-          <w:sz w:val="24"/>
-          <w:szCs w:val="24"/>
-        </w:rPr>
-        <w:tab/>
-        <w:t>)</w:t>
-      </w:r>
-    </w:p>
+    <w:tbl>
+      <w:tblPr>
+        <w:tblW w:w="9360" w:type="dxa"/>
+        <w:tblBorders>
+          <w:top w:val="none" w:sz="0" w:space="0" w:color="auto"/>
+          <w:left w:val="none" w:sz="0" w:space="0" w:color="auto"/>
+          <w:bottom w:val="none" w:sz="0" w:space="0" w:color="auto"/>
+          <w:right w:val="none" w:sz="0" w:space="0" w:color="auto"/>
+          <w:insideH w:val="none" w:sz="0" w:space="0" w:color="auto"/>
+          <w:insideV w:val="none" w:sz="0" w:space="0" w:color="auto"/>
+        </w:tblBorders>
+        <w:tblLayout w:type="fixed"/>
+        <w:tblCellMar>
+          <w:top w:w="0" w:type="dxa"/>
+          <w:left w:w="0" w:type="dxa"/>
+          <w:bottom w:w="0" w:type="dxa"/>
+          <w:right w:w="0" w:type="dxa"/>
+        </w:tblCellMar>
+        <w:tblLook w:val="0000" w:firstRow="0" w:lastRow="0" w:firstColumn="0" w:lastColumn="0" w:noHBand="0" w:noVBand="0"/>
+      </w:tblPr>
+      <w:tblGrid>
+        <w:gridCol w:w="6192"/>
+        <w:gridCol w:w="288"/>
+        <w:gridCol w:w="2880"/>
+      </w:tblGrid>
+      <w:tr>
+        <w:tc>
+          <w:tcPr>
+            <w:tcW w:w="6192" w:type="dxa"/>
+          </w:tcPr>
+          <w:p>
+            <w:pPr>
+              <w:spacing w:after="0" w:line="240" w:lineRule="auto"/>
+            </w:pPr>
+            <w:r>
+              <w:rPr>
+                <w:rFonts w:ascii="Times New Roman" w:cs="Times New Roman" w:eastAsia="Times New Roman" w:hAnsi="Times New Roman"/>
+                <w:b w:val="false"/>
+                <w:bCs w:val="false"/>
+                <w:sz w:val="24"/>
+                <w:szCs w:val="24"/>
+              </w:rPr>
+              <w:t xml:space="preserve">In the Matter of the Adoption of</w:t>
+            </w:r>
+          </w:p>
+          <w:p>
+            <w:pPr>
+              <w:spacing w:after="0" w:line="240" w:lineRule="auto"/>
+            </w:pPr>
+          </w:p>
+          <w:p>
+            <w:pPr>
+              <w:spacing w:after="0" w:line="240" w:lineRule="auto"/>
+            </w:pPr>
+            <w:r>
+              <w:rPr>
+                <w:rFonts w:ascii="Times New Roman" w:cs="Times New Roman" w:eastAsia="Times New Roman" w:hAnsi="Times New Roman"/>
+                <w:b w:val="false"/>
+                <w:bCs w:val="false"/>
+                <w:sz w:val="24"/>
+                <w:szCs w:val="24"/>
+              </w:rPr>
+              <w:t xml:space="preserve">{{ child1_name_upper }}</w:t>
+            </w:r>
+          </w:p>
+          <w:p>
+            <w:pPr>
+              <w:tabs>
+                <w:tab w:val="left" w:pos="1080"/>
+              </w:tabs>
+              <w:spacing w:after="0" w:line="240" w:lineRule="auto"/>
+            </w:pPr>
+            <w:r>
+              <w:rPr>
+                <w:rFonts w:ascii="Times New Roman" w:cs="Times New Roman" w:eastAsia="Times New Roman" w:hAnsi="Times New Roman"/>
+                <w:b w:val="false"/>
+                <w:bCs w:val="false"/>
+                <w:sz w:val="24"/>
+                <w:szCs w:val="24"/>
+              </w:rPr>
+              <w:t xml:space="preserve">DOB:  </w:t>
+              <w:tab/>
+              <w:t xml:space="preserve">{{ child1_dob }},</w:t>
+            </w:r>
+          </w:p>
+          <w:p>
+            <w:pPr>
+              <w:spacing w:after="0" w:line="240" w:lineRule="auto"/>
+            </w:pPr>
+          </w:p>
+          <w:p>
+            <w:pPr>
+              <w:spacing w:after="0" w:line="240" w:lineRule="auto"/>
+              <w:ind w:firstLine="720"/>
+            </w:pPr>
+            <w:r>
+              <w:rPr>
+                <w:rFonts w:ascii="Times New Roman" w:cs="Times New Roman" w:eastAsia="Times New Roman" w:hAnsi="Times New Roman"/>
+                <w:b w:val="false"/>
+                <w:bCs w:val="false"/>
+                <w:sz w:val="24"/>
+                <w:szCs w:val="24"/>
+              </w:rPr>
+              <w:t xml:space="preserve">A Minor Child.</w:t>
+            </w:r>
+          </w:p>
+        </w:tc>
+        <w:tc>
+          <w:tcPr>
+            <w:tcW w:w="288" w:type="dxa"/>
+          </w:tcPr>
+          <w:p>
+            <w:pPr>
+              <w:spacing w:after="0" w:line="240" w:lineRule="auto"/>
+            </w:pPr>
+            <w:r>
+              <w:rPr>
+                <w:rFonts w:ascii="Times New Roman" w:cs="Times New Roman" w:eastAsia="Times New Roman" w:hAnsi="Times New Roman"/>
+                <w:b w:val="false"/>
+                <w:bCs w:val="false"/>
+                <w:sz w:val="24"/>
+                <w:szCs w:val="24"/>
+              </w:rPr>
+              <w:t xml:space="preserve">)</w:t>
+            </w:r>
+          </w:p>
+          <w:p>
+            <w:pPr>
+              <w:spacing w:after="0" w:line="240" w:lineRule="auto"/>
+            </w:pPr>
+            <w:r>
+              <w:rPr>
+                <w:rFonts w:ascii="Times New Roman" w:cs="Times New Roman" w:eastAsia="Times New Roman" w:hAnsi="Times New Roman"/>
+                <w:b w:val="false"/>
+                <w:bCs w:val="false"/>
+                <w:sz w:val="24"/>
+                <w:szCs w:val="24"/>
+              </w:rPr>
+              <w:t xml:space="preserve">)</w:t>
+            </w:r>
+          </w:p>
+          <w:p>
+            <w:pPr>
+              <w:spacing w:after="0" w:line="240" w:lineRule="auto"/>
+            </w:pPr>
+            <w:r>
+              <w:rPr>
+                <w:rFonts w:ascii="Times New Roman" w:cs="Times New Roman" w:eastAsia="Times New Roman" w:hAnsi="Times New Roman"/>
+                <w:b w:val="false"/>
+                <w:bCs w:val="false"/>
+                <w:sz w:val="24"/>
+                <w:szCs w:val="24"/>
+              </w:rPr>
+              <w:t xml:space="preserve">)</w:t>
+            </w:r>
+          </w:p>
+          <w:p>
+            <w:pPr>
+              <w:spacing w:after="0" w:line="240" w:lineRule="auto"/>
+            </w:pPr>
+            <w:r>
+              <w:rPr>
+                <w:rFonts w:ascii="Times New Roman" w:cs="Times New Roman" w:eastAsia="Times New Roman" w:hAnsi="Times New Roman"/>
+                <w:b w:val="false"/>
+                <w:bCs w:val="false"/>
+                <w:sz w:val="24"/>
+                <w:szCs w:val="24"/>
+              </w:rPr>
+              <w:t xml:space="preserve">)</w:t>
+            </w:r>
+          </w:p>
+          <w:p>
+            <w:pPr>
+              <w:spacing w:after="0" w:line="240" w:lineRule="auto"/>
+            </w:pPr>
+            <w:r>
+              <w:rPr>
+                <w:rFonts w:ascii="Times New Roman" w:cs="Times New Roman" w:eastAsia="Times New Roman" w:hAnsi="Times New Roman"/>
+                <w:b w:val="false"/>
+                <w:bCs w:val="false"/>
+                <w:sz w:val="24"/>
+                <w:szCs w:val="24"/>
+              </w:rPr>
+              <w:t xml:space="preserve">)</w:t>
+            </w:r>
+          </w:p>
+          <w:p>
+            <w:pPr>
+              <w:spacing w:after="0" w:line="240" w:lineRule="auto"/>
+            </w:pPr>
+            <w:r>
+              <w:rPr>
+                <w:rFonts w:ascii="Times New Roman" w:cs="Times New Roman" w:eastAsia="Times New Roman" w:hAnsi="Times New Roman"/>
+                <w:b w:val="false"/>
+                <w:bCs w:val="false"/>
+                <w:sz w:val="24"/>
+                <w:szCs w:val="24"/>
+              </w:rPr>
+              <w:t xml:space="preserve">)</w:t>
+            </w:r>
+          </w:p>
+        </w:tc>
+        <w:tc>
+          <w:tcPr>
+            <w:tcW w:w="2880" w:type="dxa"/>
+          </w:tcPr>
+          <w:p>
+            <w:pPr>
+              <w:spacing w:after="0" w:line="240" w:lineRule="auto"/>
+            </w:pPr>
+          </w:p>
+          <w:p>
+            <w:pPr>
+              <w:spacing w:after="0" w:line="240" w:lineRule="auto"/>
+            </w:pPr>
+          </w:p>
+          <w:p>
+            <w:pPr>
+              <w:spacing w:after="0" w:line="240" w:lineRule="auto"/>
+            </w:pPr>
+          </w:p>
+          <w:p>
+            <w:pPr>
+              <w:spacing w:after="0" w:line="240" w:lineRule="auto"/>
+            </w:pPr>
+            <w:r>
+              <w:rPr>
+                <w:rFonts w:ascii="Times New Roman" w:cs="Times New Roman" w:eastAsia="Times New Roman" w:hAnsi="Times New Roman"/>
+                <w:b w:val="false"/>
+                <w:bCs w:val="false"/>
+                <w:sz w:val="24"/>
+                <w:szCs w:val="24"/>
+              </w:rPr>
+              <w:t xml:space="preserve">No. {{ case_number }}</w:t>
+            </w:r>
+          </w:p>
+        </w:tc>
+      </w:tr>
+    </w:tbl>
     <w:p>
       <w:pPr>
         <w:spacing w:line="240" w:lineRule="exact"/>
@@ -350,6 +394,7 @@
     <w:p>
       <w:pPr>
         <w:spacing w:line="480" w:lineRule="auto"/>
+        <w:ind w:firstLine="720"/>
         <w:jc w:val="both"/>
       </w:pPr>
       <w:r>
@@ -366,6 +411,7 @@
     <w:p>
       <w:pPr>
         <w:spacing w:line="480" w:lineRule="auto"/>
+        <w:ind w:firstLine="720"/>
         <w:jc w:val="both"/>
       </w:pPr>
       <w:r>
@@ -382,6 +428,7 @@
     <w:p>
       <w:pPr>
         <w:spacing w:line="480" w:lineRule="auto"/>
+        <w:ind w:firstLine="720"/>
         <w:jc w:val="both"/>
       </w:pPr>
       <w:r>
@@ -398,6 +445,7 @@
     <w:p>
       <w:pPr>
         <w:spacing w:line="480" w:lineRule="auto"/>
+        <w:ind w:firstLine="720"/>
         <w:jc w:val="both"/>
       </w:pPr>
       <w:r>
@@ -462,7 +510,7 @@
           <w:sz w:val="24"/>
           <w:szCs w:val="24"/>
         </w:rPr>
-        <w:t xml:space="preserve">____________________________________</w:t>
+        <w:t xml:space="preserve">{% if attorney_signature %}{{ attorney_signature }}{% else %}____________________________________{% endif %}</w:t>
       </w:r>
     </w:p>
     <w:p>
@@ -614,201 +662,245 @@
         <w:t xml:space="preserve"/>
       </w:r>
     </w:p>
-    <w:p>
-      <w:pPr>
-        <w:tabs>
-          <w:tab w:pos="1080" w:val="left"/>
-          <w:tab w:pos="6480" w:val="right"/>
-          <w:tab w:pos="6768" w:val="left"/>
-        </w:tabs>
-        <w:spacing w:line="240" w:lineRule="exact"/>
-      </w:pPr>
-      <w:r>
-        <w:rPr>
-          <w:rFonts w:ascii="Times New Roman" w:cs="Times New Roman" w:eastAsia="Times New Roman" w:hAnsi="Times New Roman"/>
-          <w:b w:val="false"/>
-          <w:bCs w:val="false"/>
-          <w:sz w:val="24"/>
-          <w:szCs w:val="24"/>
-        </w:rPr>
-        <w:t>In the Matter of the Adoption of</w:t>
-      </w:r>
-      <w:r>
-        <w:rPr>
-          <w:rFonts w:ascii="Times New Roman" w:cs="Times New Roman" w:eastAsia="Times New Roman" w:hAnsi="Times New Roman"/>
-          <w:b w:val="false"/>
-          <w:bCs w:val="false"/>
-          <w:sz w:val="24"/>
-          <w:szCs w:val="24"/>
-        </w:rPr>
-        <w:tab/>
-        <w:t>)</w:t>
-      </w:r>
-    </w:p>
-    <w:p>
-      <w:pPr>
-        <w:tabs>
-          <w:tab w:pos="1080" w:val="left"/>
-          <w:tab w:pos="6480" w:val="right"/>
-          <w:tab w:pos="6768" w:val="left"/>
-        </w:tabs>
-        <w:spacing w:line="240" w:lineRule="exact"/>
-      </w:pPr>
-      <w:r>
-        <w:rPr>
-          <w:rFonts w:ascii="Times New Roman" w:cs="Times New Roman" w:eastAsia="Times New Roman" w:hAnsi="Times New Roman"/>
-          <w:sz w:val="24"/>
-          <w:szCs w:val="24"/>
-        </w:rPr>
-      </w:r>
-      <w:r>
-        <w:rPr>
-          <w:rFonts w:ascii="Times New Roman" w:cs="Times New Roman" w:eastAsia="Times New Roman" w:hAnsi="Times New Roman"/>
-          <w:sz w:val="24"/>
-          <w:szCs w:val="24"/>
-        </w:rPr>
-        <w:tab/>
-        <w:t>)</w:t>
-      </w:r>
-    </w:p>
-    <w:p>
-      <w:pPr>
-        <w:tabs>
-          <w:tab w:pos="1080" w:val="left"/>
-          <w:tab w:pos="6480" w:val="right"/>
-          <w:tab w:pos="6768" w:val="left"/>
-        </w:tabs>
-        <w:spacing w:line="240" w:lineRule="exact"/>
-      </w:pPr>
-      <w:r>
-        <w:rPr>
-          <w:rFonts w:ascii="Times New Roman" w:cs="Times New Roman" w:eastAsia="Times New Roman" w:hAnsi="Times New Roman"/>
-          <w:b w:val="false"/>
-          <w:bCs w:val="false"/>
-          <w:sz w:val="24"/>
-          <w:szCs w:val="24"/>
-        </w:rPr>
-        <w:t>{{ child1_name_upper }}</w:t>
-      </w:r>
-      <w:r>
-        <w:rPr>
-          <w:rFonts w:ascii="Times New Roman" w:cs="Times New Roman" w:eastAsia="Times New Roman" w:hAnsi="Times New Roman"/>
-          <w:b w:val="false"/>
-          <w:bCs w:val="false"/>
-          <w:sz w:val="24"/>
-          <w:szCs w:val="24"/>
-        </w:rPr>
-        <w:tab/>
-        <w:t>)</w:t>
-      </w:r>
-    </w:p>
-    <w:p>
-      <w:pPr>
-        <w:tabs>
-          <w:tab w:pos="1080" w:val="left"/>
-          <w:tab w:pos="6480" w:val="right"/>
-          <w:tab w:pos="6768" w:val="left"/>
-        </w:tabs>
-        <w:spacing w:line="240" w:lineRule="exact"/>
-      </w:pPr>
-      <w:r>
-        <w:rPr>
-          <w:rFonts w:ascii="Times New Roman" w:cs="Times New Roman" w:eastAsia="Times New Roman" w:hAnsi="Times New Roman"/>
-          <w:b w:val="false"/>
-          <w:bCs w:val="false"/>
-          <w:sz w:val="24"/>
-          <w:szCs w:val="24"/>
-        </w:rPr>
-        <w:t xml:space="preserve">DOB:  </w:t>
-        <w:tab/>
-        <w:t>{{ child1_dob }},</w:t>
-      </w:r>
-      <w:r>
-        <w:rPr>
-          <w:rFonts w:ascii="Times New Roman" w:cs="Times New Roman" w:eastAsia="Times New Roman" w:hAnsi="Times New Roman"/>
-          <w:b w:val="false"/>
-          <w:bCs w:val="false"/>
-          <w:sz w:val="24"/>
-          <w:szCs w:val="24"/>
-        </w:rPr>
-        <w:tab/>
-        <w:t>)</w:t>
-      </w:r>
-      <w:r>
-        <w:rPr>
-          <w:rFonts w:ascii="Times New Roman" w:cs="Times New Roman" w:eastAsia="Times New Roman" w:hAnsi="Times New Roman"/>
-          <w:b w:val="false"/>
-          <w:bCs w:val="false"/>
-          <w:sz w:val="24"/>
-          <w:szCs w:val="24"/>
-        </w:rPr>
-        <w:tab/>
-        <w:t>No. {{ case_number }}</w:t>
-      </w:r>
-    </w:p>
-    <w:p>
-      <w:pPr>
-        <w:tabs>
-          <w:tab w:pos="1080" w:val="left"/>
-          <w:tab w:pos="6480" w:val="right"/>
-          <w:tab w:pos="6768" w:val="left"/>
-        </w:tabs>
-        <w:spacing w:line="240" w:lineRule="exact"/>
-        <w:ind w:start="4320" w:firstLine="720"/>
-      </w:pPr>
-      <w:r>
-        <w:rPr>
-          <w:rFonts w:ascii="Times New Roman" w:cs="Times New Roman" w:eastAsia="Times New Roman" w:hAnsi="Times New Roman"/>
-          <w:b w:val="false"/>
-          <w:bCs w:val="false"/>
-          <w:sz w:val="24"/>
-          <w:szCs w:val="24"/>
-        </w:rPr>
-      </w:r>
-      <w:r>
-        <w:rPr>
-          <w:rFonts w:ascii="Times New Roman" w:cs="Times New Roman" w:eastAsia="Times New Roman" w:hAnsi="Times New Roman"/>
-          <w:b w:val="false"/>
-          <w:bCs w:val="false"/>
-          <w:sz w:val="24"/>
-          <w:szCs w:val="24"/>
-        </w:rPr>
-        <w:tab/>
-        <w:t>)</w:t>
-      </w:r>
-    </w:p>
-    <w:p>
-      <w:pPr>
-        <w:tabs>
-          <w:tab w:pos="1080" w:val="left"/>
-          <w:tab w:pos="6480" w:val="right"/>
-          <w:tab w:pos="6768" w:val="left"/>
-        </w:tabs>
-        <w:spacing w:line="240" w:lineRule="exact"/>
-        <w:ind w:firstLine="720"/>
-      </w:pPr>
-      <w:r>
-        <w:rPr>
-          <w:rFonts w:ascii="Times New Roman" w:cs="Times New Roman" w:eastAsia="Times New Roman" w:hAnsi="Times New Roman"/>
-          <w:b w:val="false"/>
-          <w:bCs w:val="false"/>
-          <w:sz w:val="24"/>
-          <w:szCs w:val="24"/>
-        </w:rPr>
-        <w:t>A Minor Child.</w:t>
-      </w:r>
-      <w:r>
-        <w:rPr>
-          <w:rFonts w:ascii="Times New Roman" w:cs="Times New Roman" w:eastAsia="Times New Roman" w:hAnsi="Times New Roman"/>
-          <w:b w:val="false"/>
-          <w:bCs w:val="false"/>
-          <w:sz w:val="24"/>
-          <w:szCs w:val="24"/>
-        </w:rPr>
-        <w:tab/>
-        <w:t>)</w:t>
-      </w:r>
-    </w:p>
+    <w:tbl>
+      <w:tblPr>
+        <w:tblW w:w="9360" w:type="dxa"/>
+        <w:tblBorders>
+          <w:top w:val="none" w:sz="0" w:space="0" w:color="auto"/>
+          <w:left w:val="none" w:sz="0" w:space="0" w:color="auto"/>
+          <w:bottom w:val="none" w:sz="0" w:space="0" w:color="auto"/>
+          <w:right w:val="none" w:sz="0" w:space="0" w:color="auto"/>
+          <w:insideH w:val="none" w:sz="0" w:space="0" w:color="auto"/>
+          <w:insideV w:val="none" w:sz="0" w:space="0" w:color="auto"/>
+        </w:tblBorders>
+        <w:tblLayout w:type="fixed"/>
+        <w:tblCellMar>
+          <w:top w:w="0" w:type="dxa"/>
+          <w:left w:w="0" w:type="dxa"/>
+          <w:bottom w:w="0" w:type="dxa"/>
+          <w:right w:w="0" w:type="dxa"/>
+        </w:tblCellMar>
+        <w:tblLook w:val="0000" w:firstRow="0" w:lastRow="0" w:firstColumn="0" w:lastColumn="0" w:noHBand="0" w:noVBand="0"/>
+      </w:tblPr>
+      <w:tblGrid>
+        <w:gridCol w:w="6192"/>
+        <w:gridCol w:w="288"/>
+        <w:gridCol w:w="2880"/>
+      </w:tblGrid>
+      <w:tr>
+        <w:tc>
+          <w:tcPr>
+            <w:tcW w:w="6192" w:type="dxa"/>
+          </w:tcPr>
+          <w:p>
+            <w:pPr>
+              <w:spacing w:after="0" w:line="240" w:lineRule="auto"/>
+            </w:pPr>
+            <w:r>
+              <w:rPr>
+                <w:rFonts w:ascii="Times New Roman" w:cs="Times New Roman" w:eastAsia="Times New Roman" w:hAnsi="Times New Roman"/>
+                <w:b w:val="false"/>
+                <w:bCs w:val="false"/>
+                <w:sz w:val="24"/>
+                <w:szCs w:val="24"/>
+              </w:rPr>
+              <w:t xml:space="preserve">In the Matter of the Adoption of</w:t>
+            </w:r>
+          </w:p>
+          <w:p>
+            <w:pPr>
+              <w:spacing w:after="0" w:line="240" w:lineRule="auto"/>
+            </w:pPr>
+          </w:p>
+          <w:p>
+            <w:pPr>
+              <w:spacing w:after="0" w:line="240" w:lineRule="auto"/>
+            </w:pPr>
+            <w:r>
+              <w:rPr>
+                <w:rFonts w:ascii="Times New Roman" w:cs="Times New Roman" w:eastAsia="Times New Roman" w:hAnsi="Times New Roman"/>
+                <w:b w:val="false"/>
+                <w:bCs w:val="false"/>
+                <w:sz w:val="24"/>
+                <w:szCs w:val="24"/>
+              </w:rPr>
+              <w:t xml:space="preserve">{{ child1_name_upper }}</w:t>
+            </w:r>
+          </w:p>
+          <w:p>
+            <w:pPr>
+              <w:tabs>
+                <w:tab w:val="left" w:pos="1080"/>
+              </w:tabs>
+              <w:spacing w:after="0" w:line="240" w:lineRule="auto"/>
+            </w:pPr>
+            <w:r>
+              <w:rPr>
+                <w:rFonts w:ascii="Times New Roman" w:cs="Times New Roman" w:eastAsia="Times New Roman" w:hAnsi="Times New Roman"/>
+                <w:b w:val="false"/>
+                <w:bCs w:val="false"/>
+                <w:sz w:val="24"/>
+                <w:szCs w:val="24"/>
+              </w:rPr>
+              <w:t xml:space="preserve">DOB:  </w:t>
+              <w:tab/>
+              <w:t xml:space="preserve">{{ child1_dob }},</w:t>
+            </w:r>
+          </w:p>
+          <w:p>
+            <w:pPr>
+              <w:spacing w:after="0" w:line="240" w:lineRule="auto"/>
+            </w:pPr>
+          </w:p>
+          <w:p>
+            <w:pPr>
+              <w:spacing w:after="0" w:line="240" w:lineRule="auto"/>
+              <w:ind w:firstLine="720"/>
+            </w:pPr>
+            <w:r>
+              <w:rPr>
+                <w:rFonts w:ascii="Times New Roman" w:cs="Times New Roman" w:eastAsia="Times New Roman" w:hAnsi="Times New Roman"/>
+                <w:b w:val="false"/>
+                <w:bCs w:val="false"/>
+                <w:sz w:val="24"/>
+                <w:szCs w:val="24"/>
+              </w:rPr>
+              <w:t xml:space="preserve">A Minor Child.</w:t>
+            </w:r>
+          </w:p>
+        </w:tc>
+        <w:tc>
+          <w:tcPr>
+            <w:tcW w:w="288" w:type="dxa"/>
+          </w:tcPr>
+          <w:p>
+            <w:pPr>
+              <w:spacing w:after="0" w:line="240" w:lineRule="auto"/>
+            </w:pPr>
+            <w:r>
+              <w:rPr>
+                <w:rFonts w:ascii="Times New Roman" w:cs="Times New Roman" w:eastAsia="Times New Roman" w:hAnsi="Times New Roman"/>
+                <w:b w:val="false"/>
+                <w:bCs w:val="false"/>
+                <w:sz w:val="24"/>
+                <w:szCs w:val="24"/>
+              </w:rPr>
+              <w:t xml:space="preserve">)</w:t>
+            </w:r>
+          </w:p>
+          <w:p>
+            <w:pPr>
+              <w:spacing w:after="0" w:line="240" w:lineRule="auto"/>
+            </w:pPr>
+            <w:r>
+              <w:rPr>
+                <w:rFonts w:ascii="Times New Roman" w:cs="Times New Roman" w:eastAsia="Times New Roman" w:hAnsi="Times New Roman"/>
+                <w:b w:val="false"/>
+                <w:bCs w:val="false"/>
+                <w:sz w:val="24"/>
+                <w:szCs w:val="24"/>
+              </w:rPr>
+              <w:t xml:space="preserve">)</w:t>
+            </w:r>
+          </w:p>
+          <w:p>
+            <w:pPr>
+              <w:spacing w:after="0" w:line="240" w:lineRule="auto"/>
+            </w:pPr>
+            <w:r>
+              <w:rPr>
+                <w:rFonts w:ascii="Times New Roman" w:cs="Times New Roman" w:eastAsia="Times New Roman" w:hAnsi="Times New Roman"/>
+                <w:b w:val="false"/>
+                <w:bCs w:val="false"/>
+                <w:sz w:val="24"/>
+                <w:szCs w:val="24"/>
+              </w:rPr>
+              <w:t xml:space="preserve">)</w:t>
+            </w:r>
+          </w:p>
+          <w:p>
+            <w:pPr>
+              <w:spacing w:after="0" w:line="240" w:lineRule="auto"/>
+            </w:pPr>
+            <w:r>
+              <w:rPr>
+                <w:rFonts w:ascii="Times New Roman" w:cs="Times New Roman" w:eastAsia="Times New Roman" w:hAnsi="Times New Roman"/>
+                <w:b w:val="false"/>
+                <w:bCs w:val="false"/>
+                <w:sz w:val="24"/>
+                <w:szCs w:val="24"/>
+              </w:rPr>
+              <w:t xml:space="preserve">)</w:t>
+            </w:r>
+          </w:p>
+          <w:p>
+            <w:pPr>
+              <w:spacing w:after="0" w:line="240" w:lineRule="auto"/>
+            </w:pPr>
+            <w:r>
+              <w:rPr>
+                <w:rFonts w:ascii="Times New Roman" w:cs="Times New Roman" w:eastAsia="Times New Roman" w:hAnsi="Times New Roman"/>
+                <w:b w:val="false"/>
+                <w:bCs w:val="false"/>
+                <w:sz w:val="24"/>
+                <w:szCs w:val="24"/>
+              </w:rPr>
+              <w:t xml:space="preserve">)</w:t>
+            </w:r>
+          </w:p>
+          <w:p>
+            <w:pPr>
+              <w:spacing w:after="0" w:line="240" w:lineRule="auto"/>
+            </w:pPr>
+            <w:r>
+              <w:rPr>
+                <w:rFonts w:ascii="Times New Roman" w:cs="Times New Roman" w:eastAsia="Times New Roman" w:hAnsi="Times New Roman"/>
+                <w:b w:val="false"/>
+                <w:bCs w:val="false"/>
+                <w:sz w:val="24"/>
+                <w:szCs w:val="24"/>
+              </w:rPr>
+              <w:t xml:space="preserve">)</w:t>
+            </w:r>
+          </w:p>
+        </w:tc>
+        <w:tc>
+          <w:tcPr>
+            <w:tcW w:w="2880" w:type="dxa"/>
+          </w:tcPr>
+          <w:p>
+            <w:pPr>
+              <w:spacing w:after="0" w:line="240" w:lineRule="auto"/>
+            </w:pPr>
+          </w:p>
+          <w:p>
+            <w:pPr>
+              <w:spacing w:after="0" w:line="240" w:lineRule="auto"/>
+            </w:pPr>
+          </w:p>
+          <w:p>
+            <w:pPr>
+              <w:spacing w:after="0" w:line="240" w:lineRule="auto"/>
+            </w:pPr>
+          </w:p>
+          <w:p>
+            <w:pPr>
+              <w:spacing w:after="0" w:line="240" w:lineRule="auto"/>
+            </w:pPr>
+            <w:r>
+              <w:rPr>
+                <w:rFonts w:ascii="Times New Roman" w:cs="Times New Roman" w:eastAsia="Times New Roman" w:hAnsi="Times New Roman"/>
+                <w:b w:val="false"/>
+                <w:bCs w:val="false"/>
+                <w:sz w:val="24"/>
+                <w:szCs w:val="24"/>
+              </w:rPr>
+              <w:t xml:space="preserve">No. {{ case_number }}</w:t>
+            </w:r>
+          </w:p>
+        </w:tc>
+      </w:tr>
+    </w:tbl>
     <w:p>
       <w:pPr>
         <w:spacing w:line="240" w:lineRule="exact"/>
@@ -1262,201 +1354,245 @@
         <w:t xml:space="preserve"/>
       </w:r>
     </w:p>
-    <w:p>
-      <w:pPr>
-        <w:tabs>
-          <w:tab w:pos="1080" w:val="left"/>
-          <w:tab w:pos="6480" w:val="right"/>
-          <w:tab w:pos="6768" w:val="left"/>
-        </w:tabs>
-        <w:spacing w:line="240" w:lineRule="exact"/>
-      </w:pPr>
-      <w:r>
-        <w:rPr>
-          <w:rFonts w:ascii="Times New Roman" w:cs="Times New Roman" w:eastAsia="Times New Roman" w:hAnsi="Times New Roman"/>
-          <w:b w:val="false"/>
-          <w:bCs w:val="false"/>
-          <w:sz w:val="24"/>
-          <w:szCs w:val="24"/>
-        </w:rPr>
-        <w:t>In the Matter of the Adoption of</w:t>
-      </w:r>
-      <w:r>
-        <w:rPr>
-          <w:rFonts w:ascii="Times New Roman" w:cs="Times New Roman" w:eastAsia="Times New Roman" w:hAnsi="Times New Roman"/>
-          <w:b w:val="false"/>
-          <w:bCs w:val="false"/>
-          <w:sz w:val="24"/>
-          <w:szCs w:val="24"/>
-        </w:rPr>
-        <w:tab/>
-        <w:t>)</w:t>
-      </w:r>
-    </w:p>
-    <w:p>
-      <w:pPr>
-        <w:tabs>
-          <w:tab w:pos="1080" w:val="left"/>
-          <w:tab w:pos="6480" w:val="right"/>
-          <w:tab w:pos="6768" w:val="left"/>
-        </w:tabs>
-        <w:spacing w:line="240" w:lineRule="exact"/>
-      </w:pPr>
-      <w:r>
-        <w:rPr>
-          <w:rFonts w:ascii="Times New Roman" w:cs="Times New Roman" w:eastAsia="Times New Roman" w:hAnsi="Times New Roman"/>
-          <w:sz w:val="24"/>
-          <w:szCs w:val="24"/>
-        </w:rPr>
-      </w:r>
-      <w:r>
-        <w:rPr>
-          <w:rFonts w:ascii="Times New Roman" w:cs="Times New Roman" w:eastAsia="Times New Roman" w:hAnsi="Times New Roman"/>
-          <w:sz w:val="24"/>
-          <w:szCs w:val="24"/>
-        </w:rPr>
-        <w:tab/>
-        <w:t>)</w:t>
-      </w:r>
-    </w:p>
-    <w:p>
-      <w:pPr>
-        <w:tabs>
-          <w:tab w:pos="1080" w:val="left"/>
-          <w:tab w:pos="6480" w:val="right"/>
-          <w:tab w:pos="6768" w:val="left"/>
-        </w:tabs>
-        <w:spacing w:line="240" w:lineRule="exact"/>
-      </w:pPr>
-      <w:r>
-        <w:rPr>
-          <w:rFonts w:ascii="Times New Roman" w:cs="Times New Roman" w:eastAsia="Times New Roman" w:hAnsi="Times New Roman"/>
-          <w:b w:val="false"/>
-          <w:bCs w:val="false"/>
-          <w:sz w:val="24"/>
-          <w:szCs w:val="24"/>
-        </w:rPr>
-        <w:t>{{ child1_name_upper }}</w:t>
-      </w:r>
-      <w:r>
-        <w:rPr>
-          <w:rFonts w:ascii="Times New Roman" w:cs="Times New Roman" w:eastAsia="Times New Roman" w:hAnsi="Times New Roman"/>
-          <w:b w:val="false"/>
-          <w:bCs w:val="false"/>
-          <w:sz w:val="24"/>
-          <w:szCs w:val="24"/>
-        </w:rPr>
-        <w:tab/>
-        <w:t>)</w:t>
-      </w:r>
-    </w:p>
-    <w:p>
-      <w:pPr>
-        <w:tabs>
-          <w:tab w:pos="1080" w:val="left"/>
-          <w:tab w:pos="6480" w:val="right"/>
-          <w:tab w:pos="6768" w:val="left"/>
-        </w:tabs>
-        <w:spacing w:line="240" w:lineRule="exact"/>
-      </w:pPr>
-      <w:r>
-        <w:rPr>
-          <w:rFonts w:ascii="Times New Roman" w:cs="Times New Roman" w:eastAsia="Times New Roman" w:hAnsi="Times New Roman"/>
-          <w:b w:val="false"/>
-          <w:bCs w:val="false"/>
-          <w:sz w:val="24"/>
-          <w:szCs w:val="24"/>
-        </w:rPr>
-        <w:t xml:space="preserve">DOB:  </w:t>
-        <w:tab/>
-        <w:t>{{ child1_dob }},</w:t>
-      </w:r>
-      <w:r>
-        <w:rPr>
-          <w:rFonts w:ascii="Times New Roman" w:cs="Times New Roman" w:eastAsia="Times New Roman" w:hAnsi="Times New Roman"/>
-          <w:b w:val="false"/>
-          <w:bCs w:val="false"/>
-          <w:sz w:val="24"/>
-          <w:szCs w:val="24"/>
-        </w:rPr>
-        <w:tab/>
-        <w:t>)</w:t>
-      </w:r>
-      <w:r>
-        <w:rPr>
-          <w:rFonts w:ascii="Times New Roman" w:cs="Times New Roman" w:eastAsia="Times New Roman" w:hAnsi="Times New Roman"/>
-          <w:b w:val="false"/>
-          <w:bCs w:val="false"/>
-          <w:sz w:val="24"/>
-          <w:szCs w:val="24"/>
-        </w:rPr>
-        <w:tab/>
-        <w:t>No. {{ case_number }}</w:t>
-      </w:r>
-    </w:p>
-    <w:p>
-      <w:pPr>
-        <w:tabs>
-          <w:tab w:pos="1080" w:val="left"/>
-          <w:tab w:pos="6480" w:val="right"/>
-          <w:tab w:pos="6768" w:val="left"/>
-        </w:tabs>
-        <w:spacing w:line="240" w:lineRule="exact"/>
-        <w:ind w:start="4320" w:firstLine="720"/>
-      </w:pPr>
-      <w:r>
-        <w:rPr>
-          <w:rFonts w:ascii="Times New Roman" w:cs="Times New Roman" w:eastAsia="Times New Roman" w:hAnsi="Times New Roman"/>
-          <w:b w:val="false"/>
-          <w:bCs w:val="false"/>
-          <w:sz w:val="24"/>
-          <w:szCs w:val="24"/>
-        </w:rPr>
-      </w:r>
-      <w:r>
-        <w:rPr>
-          <w:rFonts w:ascii="Times New Roman" w:cs="Times New Roman" w:eastAsia="Times New Roman" w:hAnsi="Times New Roman"/>
-          <w:b w:val="false"/>
-          <w:bCs w:val="false"/>
-          <w:sz w:val="24"/>
-          <w:szCs w:val="24"/>
-        </w:rPr>
-        <w:tab/>
-        <w:t>)</w:t>
-      </w:r>
-    </w:p>
-    <w:p>
-      <w:pPr>
-        <w:tabs>
-          <w:tab w:pos="1080" w:val="left"/>
-          <w:tab w:pos="6480" w:val="right"/>
-          <w:tab w:pos="6768" w:val="left"/>
-        </w:tabs>
-        <w:spacing w:line="240" w:lineRule="exact"/>
-        <w:ind w:firstLine="720"/>
-      </w:pPr>
-      <w:r>
-        <w:rPr>
-          <w:rFonts w:ascii="Times New Roman" w:cs="Times New Roman" w:eastAsia="Times New Roman" w:hAnsi="Times New Roman"/>
-          <w:b w:val="false"/>
-          <w:bCs w:val="false"/>
-          <w:sz w:val="24"/>
-          <w:szCs w:val="24"/>
-        </w:rPr>
-        <w:t>A Minor Child.</w:t>
-      </w:r>
-      <w:r>
-        <w:rPr>
-          <w:rFonts w:ascii="Times New Roman" w:cs="Times New Roman" w:eastAsia="Times New Roman" w:hAnsi="Times New Roman"/>
-          <w:b w:val="false"/>
-          <w:bCs w:val="false"/>
-          <w:sz w:val="24"/>
-          <w:szCs w:val="24"/>
-        </w:rPr>
-        <w:tab/>
-        <w:t>)</w:t>
-      </w:r>
-    </w:p>
+    <w:tbl>
+      <w:tblPr>
+        <w:tblW w:w="9360" w:type="dxa"/>
+        <w:tblBorders>
+          <w:top w:val="none" w:sz="0" w:space="0" w:color="auto"/>
+          <w:left w:val="none" w:sz="0" w:space="0" w:color="auto"/>
+          <w:bottom w:val="none" w:sz="0" w:space="0" w:color="auto"/>
+          <w:right w:val="none" w:sz="0" w:space="0" w:color="auto"/>
+          <w:insideH w:val="none" w:sz="0" w:space="0" w:color="auto"/>
+          <w:insideV w:val="none" w:sz="0" w:space="0" w:color="auto"/>
+        </w:tblBorders>
+        <w:tblLayout w:type="fixed"/>
+        <w:tblCellMar>
+          <w:top w:w="0" w:type="dxa"/>
+          <w:left w:w="0" w:type="dxa"/>
+          <w:bottom w:w="0" w:type="dxa"/>
+          <w:right w:w="0" w:type="dxa"/>
+        </w:tblCellMar>
+        <w:tblLook w:val="0000" w:firstRow="0" w:lastRow="0" w:firstColumn="0" w:lastColumn="0" w:noHBand="0" w:noVBand="0"/>
+      </w:tblPr>
+      <w:tblGrid>
+        <w:gridCol w:w="6192"/>
+        <w:gridCol w:w="288"/>
+        <w:gridCol w:w="2880"/>
+      </w:tblGrid>
+      <w:tr>
+        <w:tc>
+          <w:tcPr>
+            <w:tcW w:w="6192" w:type="dxa"/>
+          </w:tcPr>
+          <w:p>
+            <w:pPr>
+              <w:spacing w:after="0" w:line="240" w:lineRule="auto"/>
+            </w:pPr>
+            <w:r>
+              <w:rPr>
+                <w:rFonts w:ascii="Times New Roman" w:cs="Times New Roman" w:eastAsia="Times New Roman" w:hAnsi="Times New Roman"/>
+                <w:b w:val="false"/>
+                <w:bCs w:val="false"/>
+                <w:sz w:val="24"/>
+                <w:szCs w:val="24"/>
+              </w:rPr>
+              <w:t xml:space="preserve">In the Matter of the Adoption of</w:t>
+            </w:r>
+          </w:p>
+          <w:p>
+            <w:pPr>
+              <w:spacing w:after="0" w:line="240" w:lineRule="auto"/>
+            </w:pPr>
+          </w:p>
+          <w:p>
+            <w:pPr>
+              <w:spacing w:after="0" w:line="240" w:lineRule="auto"/>
+            </w:pPr>
+            <w:r>
+              <w:rPr>
+                <w:rFonts w:ascii="Times New Roman" w:cs="Times New Roman" w:eastAsia="Times New Roman" w:hAnsi="Times New Roman"/>
+                <w:b w:val="false"/>
+                <w:bCs w:val="false"/>
+                <w:sz w:val="24"/>
+                <w:szCs w:val="24"/>
+              </w:rPr>
+              <w:t xml:space="preserve">{{ child1_name_upper }}</w:t>
+            </w:r>
+          </w:p>
+          <w:p>
+            <w:pPr>
+              <w:tabs>
+                <w:tab w:val="left" w:pos="1080"/>
+              </w:tabs>
+              <w:spacing w:after="0" w:line="240" w:lineRule="auto"/>
+            </w:pPr>
+            <w:r>
+              <w:rPr>
+                <w:rFonts w:ascii="Times New Roman" w:cs="Times New Roman" w:eastAsia="Times New Roman" w:hAnsi="Times New Roman"/>
+                <w:b w:val="false"/>
+                <w:bCs w:val="false"/>
+                <w:sz w:val="24"/>
+                <w:szCs w:val="24"/>
+              </w:rPr>
+              <w:t xml:space="preserve">DOB:  </w:t>
+              <w:tab/>
+              <w:t xml:space="preserve">{{ child1_dob }},</w:t>
+            </w:r>
+          </w:p>
+          <w:p>
+            <w:pPr>
+              <w:spacing w:after="0" w:line="240" w:lineRule="auto"/>
+            </w:pPr>
+          </w:p>
+          <w:p>
+            <w:pPr>
+              <w:spacing w:after="0" w:line="240" w:lineRule="auto"/>
+              <w:ind w:firstLine="720"/>
+            </w:pPr>
+            <w:r>
+              <w:rPr>
+                <w:rFonts w:ascii="Times New Roman" w:cs="Times New Roman" w:eastAsia="Times New Roman" w:hAnsi="Times New Roman"/>
+                <w:b w:val="false"/>
+                <w:bCs w:val="false"/>
+                <w:sz w:val="24"/>
+                <w:szCs w:val="24"/>
+              </w:rPr>
+              <w:t xml:space="preserve">A Minor Child.</w:t>
+            </w:r>
+          </w:p>
+        </w:tc>
+        <w:tc>
+          <w:tcPr>
+            <w:tcW w:w="288" w:type="dxa"/>
+          </w:tcPr>
+          <w:p>
+            <w:pPr>
+              <w:spacing w:after="0" w:line="240" w:lineRule="auto"/>
+            </w:pPr>
+            <w:r>
+              <w:rPr>
+                <w:rFonts w:ascii="Times New Roman" w:cs="Times New Roman" w:eastAsia="Times New Roman" w:hAnsi="Times New Roman"/>
+                <w:b w:val="false"/>
+                <w:bCs w:val="false"/>
+                <w:sz w:val="24"/>
+                <w:szCs w:val="24"/>
+              </w:rPr>
+              <w:t xml:space="preserve">)</w:t>
+            </w:r>
+          </w:p>
+          <w:p>
+            <w:pPr>
+              <w:spacing w:after="0" w:line="240" w:lineRule="auto"/>
+            </w:pPr>
+            <w:r>
+              <w:rPr>
+                <w:rFonts w:ascii="Times New Roman" w:cs="Times New Roman" w:eastAsia="Times New Roman" w:hAnsi="Times New Roman"/>
+                <w:b w:val="false"/>
+                <w:bCs w:val="false"/>
+                <w:sz w:val="24"/>
+                <w:szCs w:val="24"/>
+              </w:rPr>
+              <w:t xml:space="preserve">)</w:t>
+            </w:r>
+          </w:p>
+          <w:p>
+            <w:pPr>
+              <w:spacing w:after="0" w:line="240" w:lineRule="auto"/>
+            </w:pPr>
+            <w:r>
+              <w:rPr>
+                <w:rFonts w:ascii="Times New Roman" w:cs="Times New Roman" w:eastAsia="Times New Roman" w:hAnsi="Times New Roman"/>
+                <w:b w:val="false"/>
+                <w:bCs w:val="false"/>
+                <w:sz w:val="24"/>
+                <w:szCs w:val="24"/>
+              </w:rPr>
+              <w:t xml:space="preserve">)</w:t>
+            </w:r>
+          </w:p>
+          <w:p>
+            <w:pPr>
+              <w:spacing w:after="0" w:line="240" w:lineRule="auto"/>
+            </w:pPr>
+            <w:r>
+              <w:rPr>
+                <w:rFonts w:ascii="Times New Roman" w:cs="Times New Roman" w:eastAsia="Times New Roman" w:hAnsi="Times New Roman"/>
+                <w:b w:val="false"/>
+                <w:bCs w:val="false"/>
+                <w:sz w:val="24"/>
+                <w:szCs w:val="24"/>
+              </w:rPr>
+              <w:t xml:space="preserve">)</w:t>
+            </w:r>
+          </w:p>
+          <w:p>
+            <w:pPr>
+              <w:spacing w:after="0" w:line="240" w:lineRule="auto"/>
+            </w:pPr>
+            <w:r>
+              <w:rPr>
+                <w:rFonts w:ascii="Times New Roman" w:cs="Times New Roman" w:eastAsia="Times New Roman" w:hAnsi="Times New Roman"/>
+                <w:b w:val="false"/>
+                <w:bCs w:val="false"/>
+                <w:sz w:val="24"/>
+                <w:szCs w:val="24"/>
+              </w:rPr>
+              <w:t xml:space="preserve">)</w:t>
+            </w:r>
+          </w:p>
+          <w:p>
+            <w:pPr>
+              <w:spacing w:after="0" w:line="240" w:lineRule="auto"/>
+            </w:pPr>
+            <w:r>
+              <w:rPr>
+                <w:rFonts w:ascii="Times New Roman" w:cs="Times New Roman" w:eastAsia="Times New Roman" w:hAnsi="Times New Roman"/>
+                <w:b w:val="false"/>
+                <w:bCs w:val="false"/>
+                <w:sz w:val="24"/>
+                <w:szCs w:val="24"/>
+              </w:rPr>
+              <w:t xml:space="preserve">)</w:t>
+            </w:r>
+          </w:p>
+        </w:tc>
+        <w:tc>
+          <w:tcPr>
+            <w:tcW w:w="2880" w:type="dxa"/>
+          </w:tcPr>
+          <w:p>
+            <w:pPr>
+              <w:spacing w:after="0" w:line="240" w:lineRule="auto"/>
+            </w:pPr>
+          </w:p>
+          <w:p>
+            <w:pPr>
+              <w:spacing w:after="0" w:line="240" w:lineRule="auto"/>
+            </w:pPr>
+          </w:p>
+          <w:p>
+            <w:pPr>
+              <w:spacing w:after="0" w:line="240" w:lineRule="auto"/>
+            </w:pPr>
+          </w:p>
+          <w:p>
+            <w:pPr>
+              <w:spacing w:after="0" w:line="240" w:lineRule="auto"/>
+            </w:pPr>
+            <w:r>
+              <w:rPr>
+                <w:rFonts w:ascii="Times New Roman" w:cs="Times New Roman" w:eastAsia="Times New Roman" w:hAnsi="Times New Roman"/>
+                <w:b w:val="false"/>
+                <w:bCs w:val="false"/>
+                <w:sz w:val="24"/>
+                <w:szCs w:val="24"/>
+              </w:rPr>
+              <w:t xml:space="preserve">No. {{ case_number }}</w:t>
+            </w:r>
+          </w:p>
+        </w:tc>
+      </w:tr>
+    </w:tbl>
     <w:p>
       <w:pPr>
         <w:spacing w:line="240" w:lineRule="exact"/>

--- a/templates/dhs/dhs_consent_affidavit_order.docx
+++ b/templates/dhs/dhs_consent_affidavit_order.docx
@@ -64,201 +64,245 @@
         <w:t xml:space="preserve"/>
       </w:r>
     </w:p>
-    <w:p>
-      <w:pPr>
-        <w:tabs>
-          <w:tab w:pos="1080" w:val="left"/>
-          <w:tab w:pos="6480" w:val="right"/>
-          <w:tab w:pos="6768" w:val="left"/>
-        </w:tabs>
-        <w:spacing w:line="240" w:lineRule="exact"/>
-      </w:pPr>
-      <w:r>
-        <w:rPr>
-          <w:rFonts w:ascii="Times New Roman" w:cs="Times New Roman" w:eastAsia="Times New Roman" w:hAnsi="Times New Roman"/>
-          <w:b w:val="false"/>
-          <w:bCs w:val="false"/>
-          <w:sz w:val="24"/>
-          <w:szCs w:val="24"/>
-        </w:rPr>
-        <w:t>In the Matter of the Adoption of</w:t>
-      </w:r>
-      <w:r>
-        <w:rPr>
-          <w:rFonts w:ascii="Times New Roman" w:cs="Times New Roman" w:eastAsia="Times New Roman" w:hAnsi="Times New Roman"/>
-          <w:b w:val="false"/>
-          <w:bCs w:val="false"/>
-          <w:sz w:val="24"/>
-          <w:szCs w:val="24"/>
-        </w:rPr>
-        <w:tab/>
-        <w:t>)</w:t>
-      </w:r>
-    </w:p>
-    <w:p>
-      <w:pPr>
-        <w:tabs>
-          <w:tab w:pos="1080" w:val="left"/>
-          <w:tab w:pos="6480" w:val="right"/>
-          <w:tab w:pos="6768" w:val="left"/>
-        </w:tabs>
-        <w:spacing w:line="240" w:lineRule="exact"/>
-      </w:pPr>
-      <w:r>
-        <w:rPr>
-          <w:rFonts w:ascii="Times New Roman" w:cs="Times New Roman" w:eastAsia="Times New Roman" w:hAnsi="Times New Roman"/>
-          <w:sz w:val="24"/>
-          <w:szCs w:val="24"/>
-        </w:rPr>
-      </w:r>
-      <w:r>
-        <w:rPr>
-          <w:rFonts w:ascii="Times New Roman" w:cs="Times New Roman" w:eastAsia="Times New Roman" w:hAnsi="Times New Roman"/>
-          <w:sz w:val="24"/>
-          <w:szCs w:val="24"/>
-        </w:rPr>
-        <w:tab/>
-        <w:t>)</w:t>
-      </w:r>
-    </w:p>
-    <w:p>
-      <w:pPr>
-        <w:tabs>
-          <w:tab w:pos="1080" w:val="left"/>
-          <w:tab w:pos="6480" w:val="right"/>
-          <w:tab w:pos="6768" w:val="left"/>
-        </w:tabs>
-        <w:spacing w:line="240" w:lineRule="exact"/>
-      </w:pPr>
-      <w:r>
-        <w:rPr>
-          <w:rFonts w:ascii="Times New Roman" w:cs="Times New Roman" w:eastAsia="Times New Roman" w:hAnsi="Times New Roman"/>
-          <w:b w:val="false"/>
-          <w:bCs w:val="false"/>
-          <w:sz w:val="24"/>
-          <w:szCs w:val="24"/>
-        </w:rPr>
-        <w:t>{{ child1_name_upper }}</w:t>
-      </w:r>
-      <w:r>
-        <w:rPr>
-          <w:rFonts w:ascii="Times New Roman" w:cs="Times New Roman" w:eastAsia="Times New Roman" w:hAnsi="Times New Roman"/>
-          <w:b w:val="false"/>
-          <w:bCs w:val="false"/>
-          <w:sz w:val="24"/>
-          <w:szCs w:val="24"/>
-        </w:rPr>
-        <w:tab/>
-        <w:t>)</w:t>
-      </w:r>
-    </w:p>
-    <w:p>
-      <w:pPr>
-        <w:tabs>
-          <w:tab w:pos="1080" w:val="left"/>
-          <w:tab w:pos="6480" w:val="right"/>
-          <w:tab w:pos="6768" w:val="left"/>
-        </w:tabs>
-        <w:spacing w:line="240" w:lineRule="exact"/>
-      </w:pPr>
-      <w:r>
-        <w:rPr>
-          <w:rFonts w:ascii="Times New Roman" w:cs="Times New Roman" w:eastAsia="Times New Roman" w:hAnsi="Times New Roman"/>
-          <w:b w:val="false"/>
-          <w:bCs w:val="false"/>
-          <w:sz w:val="24"/>
-          <w:szCs w:val="24"/>
-        </w:rPr>
-        <w:t xml:space="preserve">DOB:  </w:t>
-        <w:tab/>
-        <w:t>{{ child1_dob }},</w:t>
-      </w:r>
-      <w:r>
-        <w:rPr>
-          <w:rFonts w:ascii="Times New Roman" w:cs="Times New Roman" w:eastAsia="Times New Roman" w:hAnsi="Times New Roman"/>
-          <w:b w:val="false"/>
-          <w:bCs w:val="false"/>
-          <w:sz w:val="24"/>
-          <w:szCs w:val="24"/>
-        </w:rPr>
-        <w:tab/>
-        <w:t>)</w:t>
-      </w:r>
-      <w:r>
-        <w:rPr>
-          <w:rFonts w:ascii="Times New Roman" w:cs="Times New Roman" w:eastAsia="Times New Roman" w:hAnsi="Times New Roman"/>
-          <w:b w:val="false"/>
-          <w:bCs w:val="false"/>
-          <w:sz w:val="24"/>
-          <w:szCs w:val="24"/>
-        </w:rPr>
-        <w:tab/>
-        <w:t>No. {{ case_number }}</w:t>
-      </w:r>
-    </w:p>
-    <w:p>
-      <w:pPr>
-        <w:tabs>
-          <w:tab w:pos="1080" w:val="left"/>
-          <w:tab w:pos="6480" w:val="right"/>
-          <w:tab w:pos="6768" w:val="left"/>
-        </w:tabs>
-        <w:spacing w:line="240" w:lineRule="exact"/>
-        <w:ind w:start="4320" w:firstLine="720"/>
-      </w:pPr>
-      <w:r>
-        <w:rPr>
-          <w:rFonts w:ascii="Times New Roman" w:cs="Times New Roman" w:eastAsia="Times New Roman" w:hAnsi="Times New Roman"/>
-          <w:b w:val="false"/>
-          <w:bCs w:val="false"/>
-          <w:sz w:val="24"/>
-          <w:szCs w:val="24"/>
-        </w:rPr>
-      </w:r>
-      <w:r>
-        <w:rPr>
-          <w:rFonts w:ascii="Times New Roman" w:cs="Times New Roman" w:eastAsia="Times New Roman" w:hAnsi="Times New Roman"/>
-          <w:b w:val="false"/>
-          <w:bCs w:val="false"/>
-          <w:sz w:val="24"/>
-          <w:szCs w:val="24"/>
-        </w:rPr>
-        <w:tab/>
-        <w:t>)</w:t>
-      </w:r>
-    </w:p>
-    <w:p>
-      <w:pPr>
-        <w:tabs>
-          <w:tab w:pos="1080" w:val="left"/>
-          <w:tab w:pos="6480" w:val="right"/>
-          <w:tab w:pos="6768" w:val="left"/>
-        </w:tabs>
-        <w:spacing w:line="240" w:lineRule="exact"/>
-        <w:ind w:firstLine="720"/>
-      </w:pPr>
-      <w:r>
-        <w:rPr>
-          <w:rFonts w:ascii="Times New Roman" w:cs="Times New Roman" w:eastAsia="Times New Roman" w:hAnsi="Times New Roman"/>
-          <w:b w:val="false"/>
-          <w:bCs w:val="false"/>
-          <w:sz w:val="24"/>
-          <w:szCs w:val="24"/>
-        </w:rPr>
-        <w:t>A Minor Child.</w:t>
-      </w:r>
-      <w:r>
-        <w:rPr>
-          <w:rFonts w:ascii="Times New Roman" w:cs="Times New Roman" w:eastAsia="Times New Roman" w:hAnsi="Times New Roman"/>
-          <w:b w:val="false"/>
-          <w:bCs w:val="false"/>
-          <w:sz w:val="24"/>
-          <w:szCs w:val="24"/>
-        </w:rPr>
-        <w:tab/>
-        <w:t>)</w:t>
-      </w:r>
-    </w:p>
+    <w:tbl>
+      <w:tblPr>
+        <w:tblW w:w="9360" w:type="dxa"/>
+        <w:tblBorders>
+          <w:top w:val="none" w:sz="0" w:space="0" w:color="auto"/>
+          <w:left w:val="none" w:sz="0" w:space="0" w:color="auto"/>
+          <w:bottom w:val="none" w:sz="0" w:space="0" w:color="auto"/>
+          <w:right w:val="none" w:sz="0" w:space="0" w:color="auto"/>
+          <w:insideH w:val="none" w:sz="0" w:space="0" w:color="auto"/>
+          <w:insideV w:val="none" w:sz="0" w:space="0" w:color="auto"/>
+        </w:tblBorders>
+        <w:tblLayout w:type="fixed"/>
+        <w:tblCellMar>
+          <w:top w:w="0" w:type="dxa"/>
+          <w:left w:w="0" w:type="dxa"/>
+          <w:bottom w:w="0" w:type="dxa"/>
+          <w:right w:w="0" w:type="dxa"/>
+        </w:tblCellMar>
+        <w:tblLook w:val="0000" w:firstRow="0" w:lastRow="0" w:firstColumn="0" w:lastColumn="0" w:noHBand="0" w:noVBand="0"/>
+      </w:tblPr>
+      <w:tblGrid>
+        <w:gridCol w:w="6192"/>
+        <w:gridCol w:w="288"/>
+        <w:gridCol w:w="2880"/>
+      </w:tblGrid>
+      <w:tr>
+        <w:tc>
+          <w:tcPr>
+            <w:tcW w:w="6192" w:type="dxa"/>
+          </w:tcPr>
+          <w:p>
+            <w:pPr>
+              <w:spacing w:after="0" w:line="240" w:lineRule="auto"/>
+            </w:pPr>
+            <w:r>
+              <w:rPr>
+                <w:rFonts w:ascii="Times New Roman" w:cs="Times New Roman" w:eastAsia="Times New Roman" w:hAnsi="Times New Roman"/>
+                <w:b w:val="false"/>
+                <w:bCs w:val="false"/>
+                <w:sz w:val="24"/>
+                <w:szCs w:val="24"/>
+              </w:rPr>
+              <w:t xml:space="preserve">In the Matter of the Adoption of</w:t>
+            </w:r>
+          </w:p>
+          <w:p>
+            <w:pPr>
+              <w:spacing w:after="0" w:line="240" w:lineRule="auto"/>
+            </w:pPr>
+          </w:p>
+          <w:p>
+            <w:pPr>
+              <w:spacing w:after="0" w:line="240" w:lineRule="auto"/>
+            </w:pPr>
+            <w:r>
+              <w:rPr>
+                <w:rFonts w:ascii="Times New Roman" w:cs="Times New Roman" w:eastAsia="Times New Roman" w:hAnsi="Times New Roman"/>
+                <w:b w:val="false"/>
+                <w:bCs w:val="false"/>
+                <w:sz w:val="24"/>
+                <w:szCs w:val="24"/>
+              </w:rPr>
+              <w:t xml:space="preserve">{{ child1_name_upper }}</w:t>
+            </w:r>
+          </w:p>
+          <w:p>
+            <w:pPr>
+              <w:tabs>
+                <w:tab w:val="left" w:pos="1080"/>
+              </w:tabs>
+              <w:spacing w:after="0" w:line="240" w:lineRule="auto"/>
+            </w:pPr>
+            <w:r>
+              <w:rPr>
+                <w:rFonts w:ascii="Times New Roman" w:cs="Times New Roman" w:eastAsia="Times New Roman" w:hAnsi="Times New Roman"/>
+                <w:b w:val="false"/>
+                <w:bCs w:val="false"/>
+                <w:sz w:val="24"/>
+                <w:szCs w:val="24"/>
+              </w:rPr>
+              <w:t xml:space="preserve">DOB:  </w:t>
+              <w:tab/>
+              <w:t xml:space="preserve">{{ child1_dob }},</w:t>
+            </w:r>
+          </w:p>
+          <w:p>
+            <w:pPr>
+              <w:spacing w:after="0" w:line="240" w:lineRule="auto"/>
+            </w:pPr>
+          </w:p>
+          <w:p>
+            <w:pPr>
+              <w:spacing w:after="0" w:line="240" w:lineRule="auto"/>
+              <w:ind w:firstLine="720"/>
+            </w:pPr>
+            <w:r>
+              <w:rPr>
+                <w:rFonts w:ascii="Times New Roman" w:cs="Times New Roman" w:eastAsia="Times New Roman" w:hAnsi="Times New Roman"/>
+                <w:b w:val="false"/>
+                <w:bCs w:val="false"/>
+                <w:sz w:val="24"/>
+                <w:szCs w:val="24"/>
+              </w:rPr>
+              <w:t xml:space="preserve">A Minor Child.</w:t>
+            </w:r>
+          </w:p>
+        </w:tc>
+        <w:tc>
+          <w:tcPr>
+            <w:tcW w:w="288" w:type="dxa"/>
+          </w:tcPr>
+          <w:p>
+            <w:pPr>
+              <w:spacing w:after="0" w:line="240" w:lineRule="auto"/>
+            </w:pPr>
+            <w:r>
+              <w:rPr>
+                <w:rFonts w:ascii="Times New Roman" w:cs="Times New Roman" w:eastAsia="Times New Roman" w:hAnsi="Times New Roman"/>
+                <w:b w:val="false"/>
+                <w:bCs w:val="false"/>
+                <w:sz w:val="24"/>
+                <w:szCs w:val="24"/>
+              </w:rPr>
+              <w:t xml:space="preserve">)</w:t>
+            </w:r>
+          </w:p>
+          <w:p>
+            <w:pPr>
+              <w:spacing w:after="0" w:line="240" w:lineRule="auto"/>
+            </w:pPr>
+            <w:r>
+              <w:rPr>
+                <w:rFonts w:ascii="Times New Roman" w:cs="Times New Roman" w:eastAsia="Times New Roman" w:hAnsi="Times New Roman"/>
+                <w:b w:val="false"/>
+                <w:bCs w:val="false"/>
+                <w:sz w:val="24"/>
+                <w:szCs w:val="24"/>
+              </w:rPr>
+              <w:t xml:space="preserve">)</w:t>
+            </w:r>
+          </w:p>
+          <w:p>
+            <w:pPr>
+              <w:spacing w:after="0" w:line="240" w:lineRule="auto"/>
+            </w:pPr>
+            <w:r>
+              <w:rPr>
+                <w:rFonts w:ascii="Times New Roman" w:cs="Times New Roman" w:eastAsia="Times New Roman" w:hAnsi="Times New Roman"/>
+                <w:b w:val="false"/>
+                <w:bCs w:val="false"/>
+                <w:sz w:val="24"/>
+                <w:szCs w:val="24"/>
+              </w:rPr>
+              <w:t xml:space="preserve">)</w:t>
+            </w:r>
+          </w:p>
+          <w:p>
+            <w:pPr>
+              <w:spacing w:after="0" w:line="240" w:lineRule="auto"/>
+            </w:pPr>
+            <w:r>
+              <w:rPr>
+                <w:rFonts w:ascii="Times New Roman" w:cs="Times New Roman" w:eastAsia="Times New Roman" w:hAnsi="Times New Roman"/>
+                <w:b w:val="false"/>
+                <w:bCs w:val="false"/>
+                <w:sz w:val="24"/>
+                <w:szCs w:val="24"/>
+              </w:rPr>
+              <w:t xml:space="preserve">)</w:t>
+            </w:r>
+          </w:p>
+          <w:p>
+            <w:pPr>
+              <w:spacing w:after="0" w:line="240" w:lineRule="auto"/>
+            </w:pPr>
+            <w:r>
+              <w:rPr>
+                <w:rFonts w:ascii="Times New Roman" w:cs="Times New Roman" w:eastAsia="Times New Roman" w:hAnsi="Times New Roman"/>
+                <w:b w:val="false"/>
+                <w:bCs w:val="false"/>
+                <w:sz w:val="24"/>
+                <w:szCs w:val="24"/>
+              </w:rPr>
+              <w:t xml:space="preserve">)</w:t>
+            </w:r>
+          </w:p>
+          <w:p>
+            <w:pPr>
+              <w:spacing w:after="0" w:line="240" w:lineRule="auto"/>
+            </w:pPr>
+            <w:r>
+              <w:rPr>
+                <w:rFonts w:ascii="Times New Roman" w:cs="Times New Roman" w:eastAsia="Times New Roman" w:hAnsi="Times New Roman"/>
+                <w:b w:val="false"/>
+                <w:bCs w:val="false"/>
+                <w:sz w:val="24"/>
+                <w:szCs w:val="24"/>
+              </w:rPr>
+              <w:t xml:space="preserve">)</w:t>
+            </w:r>
+          </w:p>
+        </w:tc>
+        <w:tc>
+          <w:tcPr>
+            <w:tcW w:w="2880" w:type="dxa"/>
+          </w:tcPr>
+          <w:p>
+            <w:pPr>
+              <w:spacing w:after="0" w:line="240" w:lineRule="auto"/>
+            </w:pPr>
+          </w:p>
+          <w:p>
+            <w:pPr>
+              <w:spacing w:after="0" w:line="240" w:lineRule="auto"/>
+            </w:pPr>
+          </w:p>
+          <w:p>
+            <w:pPr>
+              <w:spacing w:after="0" w:line="240" w:lineRule="auto"/>
+            </w:pPr>
+          </w:p>
+          <w:p>
+            <w:pPr>
+              <w:spacing w:after="0" w:line="240" w:lineRule="auto"/>
+            </w:pPr>
+            <w:r>
+              <w:rPr>
+                <w:rFonts w:ascii="Times New Roman" w:cs="Times New Roman" w:eastAsia="Times New Roman" w:hAnsi="Times New Roman"/>
+                <w:b w:val="false"/>
+                <w:bCs w:val="false"/>
+                <w:sz w:val="24"/>
+                <w:szCs w:val="24"/>
+              </w:rPr>
+              <w:t xml:space="preserve">No. {{ case_number }}</w:t>
+            </w:r>
+          </w:p>
+        </w:tc>
+      </w:tr>
+    </w:tbl>
     <w:p>
       <w:pPr>
         <w:spacing w:line="240" w:lineRule="exact"/>
@@ -350,6 +394,7 @@
     <w:p>
       <w:pPr>
         <w:spacing w:line="480" w:lineRule="auto"/>
+        <w:ind w:firstLine="720"/>
         <w:jc w:val="both"/>
       </w:pPr>
       <w:r>
@@ -366,6 +411,7 @@
     <w:p>
       <w:pPr>
         <w:spacing w:line="480" w:lineRule="auto"/>
+        <w:ind w:firstLine="720"/>
         <w:jc w:val="both"/>
       </w:pPr>
       <w:r>
@@ -382,6 +428,7 @@
     <w:p>
       <w:pPr>
         <w:spacing w:line="480" w:lineRule="auto"/>
+        <w:ind w:firstLine="720"/>
         <w:jc w:val="both"/>
       </w:pPr>
       <w:r>
@@ -398,6 +445,7 @@
     <w:p>
       <w:pPr>
         <w:spacing w:line="480" w:lineRule="auto"/>
+        <w:ind w:firstLine="720"/>
         <w:jc w:val="both"/>
       </w:pPr>
       <w:r>
@@ -454,18 +502,24 @@
       </w:r>
     </w:p>
     <w:p>
-      <w:r>
-        <w:rPr>
-          <w:rFonts w:ascii="Times New Roman" w:cs="Times New Roman" w:eastAsia="Times New Roman" w:hAnsi="Times New Roman"/>
-          <w:b w:val="false"/>
-          <w:bCs w:val="false"/>
-          <w:sz w:val="24"/>
-          <w:szCs w:val="24"/>
-        </w:rPr>
-        <w:t xml:space="preserve">____________________________________</w:t>
-      </w:r>
-    </w:p>
-    <w:p>
+      <w:pPr>
+        <w:ind w:left="4320"/>
+      </w:pPr>
+      <w:r>
+        <w:rPr>
+          <w:rFonts w:ascii="Times New Roman" w:cs="Times New Roman" w:eastAsia="Times New Roman" w:hAnsi="Times New Roman"/>
+          <w:b w:val="false"/>
+          <w:bCs w:val="false"/>
+          <w:sz w:val="24"/>
+          <w:szCs w:val="24"/>
+        </w:rPr>
+        <w:t xml:space="preserve">{% if attorney_signature %}{{ attorney_signature }}{% else %}____________________________________{% endif %}</w:t>
+      </w:r>
+    </w:p>
+    <w:p>
+      <w:pPr>
+        <w:ind w:left="4320"/>
+      </w:pPr>
       <w:r>
         <w:rPr>
           <w:rFonts w:ascii="Times New Roman" w:cs="Times New Roman" w:eastAsia="Times New Roman" w:hAnsi="Times New Roman"/>
@@ -478,6 +532,9 @@
       </w:r>
     </w:p>
     <w:p>
+      <w:pPr>
+        <w:ind w:left="4320"/>
+      </w:pPr>
       <w:r>
         <w:rPr>
           <w:rFonts w:ascii="Times New Roman" w:cs="Times New Roman" w:eastAsia="Times New Roman" w:hAnsi="Times New Roman"/>
@@ -490,6 +547,9 @@
       </w:r>
     </w:p>
     <w:p>
+      <w:pPr>
+        <w:ind w:left="4320"/>
+      </w:pPr>
       <w:r>
         <w:rPr>
           <w:rFonts w:ascii="Times New Roman" w:cs="Times New Roman" w:eastAsia="Times New Roman" w:hAnsi="Times New Roman"/>
@@ -502,6 +562,9 @@
       </w:r>
     </w:p>
     <w:p>
+      <w:pPr>
+        <w:ind w:left="4320"/>
+      </w:pPr>
       <w:r>
         <w:rPr>
           <w:rFonts w:ascii="Times New Roman" w:cs="Times New Roman" w:eastAsia="Times New Roman" w:hAnsi="Times New Roman"/>
@@ -514,6 +577,9 @@
       </w:r>
     </w:p>
     <w:p>
+      <w:pPr>
+        <w:ind w:left="4320"/>
+      </w:pPr>
       <w:r>
         <w:rPr>
           <w:rFonts w:ascii="Times New Roman" w:cs="Times New Roman" w:eastAsia="Times New Roman" w:hAnsi="Times New Roman"/>
@@ -526,6 +592,9 @@
       </w:r>
     </w:p>
     <w:p>
+      <w:pPr>
+        <w:ind w:left="4320"/>
+      </w:pPr>
       <w:r>
         <w:rPr>
           <w:rFonts w:ascii="Times New Roman" w:cs="Times New Roman" w:eastAsia="Times New Roman" w:hAnsi="Times New Roman"/>
@@ -586,7 +655,7 @@
     </w:p>
     <w:p>
       <w:pPr>
-        <w:spacing w:line="240" w:lineRule="exact"/>
+        <w:spacing w:after="0" w:line="360" w:lineRule="auto"/>
       </w:pPr>
       <w:r>
         <w:rPr>
@@ -599,216 +668,245 @@
         <w:t xml:space="preserve"/>
       </w:r>
     </w:p>
-    <w:p>
-      <w:pPr>
-        <w:spacing w:line="240" w:lineRule="exact"/>
-      </w:pPr>
-      <w:r>
-        <w:rPr>
-          <w:rFonts w:ascii="Times New Roman" w:cs="Times New Roman" w:eastAsia="Times New Roman" w:hAnsi="Times New Roman"/>
-          <w:b w:val="false"/>
-          <w:bCs w:val="false"/>
-          <w:sz w:val="24"/>
-          <w:szCs w:val="24"/>
-        </w:rPr>
-        <w:t xml:space="preserve"/>
-      </w:r>
-    </w:p>
-    <w:p>
-      <w:pPr>
-        <w:tabs>
-          <w:tab w:pos="1080" w:val="left"/>
-          <w:tab w:pos="6480" w:val="right"/>
-          <w:tab w:pos="6768" w:val="left"/>
-        </w:tabs>
-        <w:spacing w:line="240" w:lineRule="exact"/>
-      </w:pPr>
-      <w:r>
-        <w:rPr>
-          <w:rFonts w:ascii="Times New Roman" w:cs="Times New Roman" w:eastAsia="Times New Roman" w:hAnsi="Times New Roman"/>
-          <w:b w:val="false"/>
-          <w:bCs w:val="false"/>
-          <w:sz w:val="24"/>
-          <w:szCs w:val="24"/>
-        </w:rPr>
-        <w:t>In the Matter of the Adoption of</w:t>
-      </w:r>
-      <w:r>
-        <w:rPr>
-          <w:rFonts w:ascii="Times New Roman" w:cs="Times New Roman" w:eastAsia="Times New Roman" w:hAnsi="Times New Roman"/>
-          <w:b w:val="false"/>
-          <w:bCs w:val="false"/>
-          <w:sz w:val="24"/>
-          <w:szCs w:val="24"/>
-        </w:rPr>
-        <w:tab/>
-        <w:t>)</w:t>
-      </w:r>
-    </w:p>
-    <w:p>
-      <w:pPr>
-        <w:tabs>
-          <w:tab w:pos="1080" w:val="left"/>
-          <w:tab w:pos="6480" w:val="right"/>
-          <w:tab w:pos="6768" w:val="left"/>
-        </w:tabs>
-        <w:spacing w:line="240" w:lineRule="exact"/>
-      </w:pPr>
-      <w:r>
-        <w:rPr>
-          <w:rFonts w:ascii="Times New Roman" w:cs="Times New Roman" w:eastAsia="Times New Roman" w:hAnsi="Times New Roman"/>
-          <w:sz w:val="24"/>
-          <w:szCs w:val="24"/>
-        </w:rPr>
-      </w:r>
-      <w:r>
-        <w:rPr>
-          <w:rFonts w:ascii="Times New Roman" w:cs="Times New Roman" w:eastAsia="Times New Roman" w:hAnsi="Times New Roman"/>
-          <w:sz w:val="24"/>
-          <w:szCs w:val="24"/>
-        </w:rPr>
-        <w:tab/>
-        <w:t>)</w:t>
-      </w:r>
-    </w:p>
-    <w:p>
-      <w:pPr>
-        <w:tabs>
-          <w:tab w:pos="1080" w:val="left"/>
-          <w:tab w:pos="6480" w:val="right"/>
-          <w:tab w:pos="6768" w:val="left"/>
-        </w:tabs>
-        <w:spacing w:line="240" w:lineRule="exact"/>
-      </w:pPr>
-      <w:r>
-        <w:rPr>
-          <w:rFonts w:ascii="Times New Roman" w:cs="Times New Roman" w:eastAsia="Times New Roman" w:hAnsi="Times New Roman"/>
-          <w:b w:val="false"/>
-          <w:bCs w:val="false"/>
-          <w:sz w:val="24"/>
-          <w:szCs w:val="24"/>
-        </w:rPr>
-        <w:t>{{ child1_name_upper }}</w:t>
-      </w:r>
-      <w:r>
-        <w:rPr>
-          <w:rFonts w:ascii="Times New Roman" w:cs="Times New Roman" w:eastAsia="Times New Roman" w:hAnsi="Times New Roman"/>
-          <w:b w:val="false"/>
-          <w:bCs w:val="false"/>
-          <w:sz w:val="24"/>
-          <w:szCs w:val="24"/>
-        </w:rPr>
-        <w:tab/>
-        <w:t>)</w:t>
-      </w:r>
-    </w:p>
-    <w:p>
-      <w:pPr>
-        <w:tabs>
-          <w:tab w:pos="1080" w:val="left"/>
-          <w:tab w:pos="6480" w:val="right"/>
-          <w:tab w:pos="6768" w:val="left"/>
-        </w:tabs>
-        <w:spacing w:line="240" w:lineRule="exact"/>
-      </w:pPr>
-      <w:r>
-        <w:rPr>
-          <w:rFonts w:ascii="Times New Roman" w:cs="Times New Roman" w:eastAsia="Times New Roman" w:hAnsi="Times New Roman"/>
-          <w:b w:val="false"/>
-          <w:bCs w:val="false"/>
-          <w:sz w:val="24"/>
-          <w:szCs w:val="24"/>
-        </w:rPr>
-        <w:t xml:space="preserve">DOB:  </w:t>
-        <w:tab/>
-        <w:t>{{ child1_dob }},</w:t>
-      </w:r>
-      <w:r>
-        <w:rPr>
-          <w:rFonts w:ascii="Times New Roman" w:cs="Times New Roman" w:eastAsia="Times New Roman" w:hAnsi="Times New Roman"/>
-          <w:b w:val="false"/>
-          <w:bCs w:val="false"/>
-          <w:sz w:val="24"/>
-          <w:szCs w:val="24"/>
-        </w:rPr>
-        <w:tab/>
-        <w:t>)</w:t>
-      </w:r>
-      <w:r>
-        <w:rPr>
-          <w:rFonts w:ascii="Times New Roman" w:cs="Times New Roman" w:eastAsia="Times New Roman" w:hAnsi="Times New Roman"/>
-          <w:b w:val="false"/>
-          <w:bCs w:val="false"/>
-          <w:sz w:val="24"/>
-          <w:szCs w:val="24"/>
-        </w:rPr>
-        <w:tab/>
-        <w:t>No. {{ case_number }}</w:t>
-      </w:r>
-    </w:p>
-    <w:p>
-      <w:pPr>
-        <w:tabs>
-          <w:tab w:pos="1080" w:val="left"/>
-          <w:tab w:pos="6480" w:val="right"/>
-          <w:tab w:pos="6768" w:val="left"/>
-        </w:tabs>
-        <w:spacing w:line="240" w:lineRule="exact"/>
-        <w:ind w:start="4320" w:firstLine="720"/>
-      </w:pPr>
-      <w:r>
-        <w:rPr>
-          <w:rFonts w:ascii="Times New Roman" w:cs="Times New Roman" w:eastAsia="Times New Roman" w:hAnsi="Times New Roman"/>
-          <w:b w:val="false"/>
-          <w:bCs w:val="false"/>
-          <w:sz w:val="24"/>
-          <w:szCs w:val="24"/>
-        </w:rPr>
-      </w:r>
-      <w:r>
-        <w:rPr>
-          <w:rFonts w:ascii="Times New Roman" w:cs="Times New Roman" w:eastAsia="Times New Roman" w:hAnsi="Times New Roman"/>
-          <w:b w:val="false"/>
-          <w:bCs w:val="false"/>
-          <w:sz w:val="24"/>
-          <w:szCs w:val="24"/>
-        </w:rPr>
-        <w:tab/>
-        <w:t>)</w:t>
-      </w:r>
-    </w:p>
-    <w:p>
-      <w:pPr>
-        <w:tabs>
-          <w:tab w:pos="1080" w:val="left"/>
-          <w:tab w:pos="6480" w:val="right"/>
-          <w:tab w:pos="6768" w:val="left"/>
-        </w:tabs>
-        <w:spacing w:line="240" w:lineRule="exact"/>
-        <w:ind w:firstLine="720"/>
-      </w:pPr>
-      <w:r>
-        <w:rPr>
-          <w:rFonts w:ascii="Times New Roman" w:cs="Times New Roman" w:eastAsia="Times New Roman" w:hAnsi="Times New Roman"/>
-          <w:b w:val="false"/>
-          <w:bCs w:val="false"/>
-          <w:sz w:val="24"/>
-          <w:szCs w:val="24"/>
-        </w:rPr>
-        <w:t>A Minor Child.</w:t>
-      </w:r>
-      <w:r>
-        <w:rPr>
-          <w:rFonts w:ascii="Times New Roman" w:cs="Times New Roman" w:eastAsia="Times New Roman" w:hAnsi="Times New Roman"/>
-          <w:b w:val="false"/>
-          <w:bCs w:val="false"/>
-          <w:sz w:val="24"/>
-          <w:szCs w:val="24"/>
-        </w:rPr>
-        <w:tab/>
-        <w:t>)</w:t>
-      </w:r>
-    </w:p>
+    <w:tbl>
+      <w:tblPr>
+        <w:tblW w:w="9360" w:type="dxa"/>
+        <w:tblBorders>
+          <w:top w:val="none" w:sz="0" w:space="0" w:color="auto"/>
+          <w:left w:val="none" w:sz="0" w:space="0" w:color="auto"/>
+          <w:bottom w:val="none" w:sz="0" w:space="0" w:color="auto"/>
+          <w:right w:val="none" w:sz="0" w:space="0" w:color="auto"/>
+          <w:insideH w:val="none" w:sz="0" w:space="0" w:color="auto"/>
+          <w:insideV w:val="none" w:sz="0" w:space="0" w:color="auto"/>
+        </w:tblBorders>
+        <w:tblLayout w:type="fixed"/>
+        <w:tblCellMar>
+          <w:top w:w="0" w:type="dxa"/>
+          <w:left w:w="0" w:type="dxa"/>
+          <w:bottom w:w="0" w:type="dxa"/>
+          <w:right w:w="0" w:type="dxa"/>
+        </w:tblCellMar>
+        <w:tblLook w:val="0000" w:firstRow="0" w:lastRow="0" w:firstColumn="0" w:lastColumn="0" w:noHBand="0" w:noVBand="0"/>
+      </w:tblPr>
+      <w:tblGrid>
+        <w:gridCol w:w="6192"/>
+        <w:gridCol w:w="288"/>
+        <w:gridCol w:w="2880"/>
+      </w:tblGrid>
+      <w:tr>
+        <w:tc>
+          <w:tcPr>
+            <w:tcW w:w="6192" w:type="dxa"/>
+          </w:tcPr>
+          <w:p>
+            <w:pPr>
+              <w:spacing w:after="0" w:line="240" w:lineRule="auto"/>
+            </w:pPr>
+            <w:r>
+              <w:rPr>
+                <w:rFonts w:ascii="Times New Roman" w:cs="Times New Roman" w:eastAsia="Times New Roman" w:hAnsi="Times New Roman"/>
+                <w:b w:val="false"/>
+                <w:bCs w:val="false"/>
+                <w:sz w:val="24"/>
+                <w:szCs w:val="24"/>
+              </w:rPr>
+              <w:t xml:space="preserve">In the Matter of the Adoption of</w:t>
+            </w:r>
+          </w:p>
+          <w:p>
+            <w:pPr>
+              <w:spacing w:after="0" w:line="240" w:lineRule="auto"/>
+            </w:pPr>
+          </w:p>
+          <w:p>
+            <w:pPr>
+              <w:spacing w:after="0" w:line="240" w:lineRule="auto"/>
+            </w:pPr>
+            <w:r>
+              <w:rPr>
+                <w:rFonts w:ascii="Times New Roman" w:cs="Times New Roman" w:eastAsia="Times New Roman" w:hAnsi="Times New Roman"/>
+                <w:b w:val="false"/>
+                <w:bCs w:val="false"/>
+                <w:sz w:val="24"/>
+                <w:szCs w:val="24"/>
+              </w:rPr>
+              <w:t xml:space="preserve">{{ child1_name_upper }}</w:t>
+            </w:r>
+          </w:p>
+          <w:p>
+            <w:pPr>
+              <w:tabs>
+                <w:tab w:val="left" w:pos="1080"/>
+              </w:tabs>
+              <w:spacing w:after="0" w:line="240" w:lineRule="auto"/>
+            </w:pPr>
+            <w:r>
+              <w:rPr>
+                <w:rFonts w:ascii="Times New Roman" w:cs="Times New Roman" w:eastAsia="Times New Roman" w:hAnsi="Times New Roman"/>
+                <w:b w:val="false"/>
+                <w:bCs w:val="false"/>
+                <w:sz w:val="24"/>
+                <w:szCs w:val="24"/>
+              </w:rPr>
+              <w:t xml:space="preserve">DOB:  </w:t>
+              <w:tab/>
+              <w:t xml:space="preserve">{{ child1_dob }},</w:t>
+            </w:r>
+          </w:p>
+          <w:p>
+            <w:pPr>
+              <w:spacing w:after="0" w:line="240" w:lineRule="auto"/>
+            </w:pPr>
+          </w:p>
+          <w:p>
+            <w:pPr>
+              <w:spacing w:after="0" w:line="240" w:lineRule="auto"/>
+              <w:ind w:firstLine="720"/>
+            </w:pPr>
+            <w:r>
+              <w:rPr>
+                <w:rFonts w:ascii="Times New Roman" w:cs="Times New Roman" w:eastAsia="Times New Roman" w:hAnsi="Times New Roman"/>
+                <w:b w:val="false"/>
+                <w:bCs w:val="false"/>
+                <w:sz w:val="24"/>
+                <w:szCs w:val="24"/>
+              </w:rPr>
+              <w:t xml:space="preserve">A Minor Child.</w:t>
+            </w:r>
+          </w:p>
+        </w:tc>
+        <w:tc>
+          <w:tcPr>
+            <w:tcW w:w="288" w:type="dxa"/>
+          </w:tcPr>
+          <w:p>
+            <w:pPr>
+              <w:spacing w:after="0" w:line="240" w:lineRule="auto"/>
+            </w:pPr>
+            <w:r>
+              <w:rPr>
+                <w:rFonts w:ascii="Times New Roman" w:cs="Times New Roman" w:eastAsia="Times New Roman" w:hAnsi="Times New Roman"/>
+                <w:b w:val="false"/>
+                <w:bCs w:val="false"/>
+                <w:sz w:val="24"/>
+                <w:szCs w:val="24"/>
+              </w:rPr>
+              <w:t xml:space="preserve">)</w:t>
+            </w:r>
+          </w:p>
+          <w:p>
+            <w:pPr>
+              <w:spacing w:after="0" w:line="240" w:lineRule="auto"/>
+            </w:pPr>
+            <w:r>
+              <w:rPr>
+                <w:rFonts w:ascii="Times New Roman" w:cs="Times New Roman" w:eastAsia="Times New Roman" w:hAnsi="Times New Roman"/>
+                <w:b w:val="false"/>
+                <w:bCs w:val="false"/>
+                <w:sz w:val="24"/>
+                <w:szCs w:val="24"/>
+              </w:rPr>
+              <w:t xml:space="preserve">)</w:t>
+            </w:r>
+          </w:p>
+          <w:p>
+            <w:pPr>
+              <w:spacing w:after="0" w:line="240" w:lineRule="auto"/>
+            </w:pPr>
+            <w:r>
+              <w:rPr>
+                <w:rFonts w:ascii="Times New Roman" w:cs="Times New Roman" w:eastAsia="Times New Roman" w:hAnsi="Times New Roman"/>
+                <w:b w:val="false"/>
+                <w:bCs w:val="false"/>
+                <w:sz w:val="24"/>
+                <w:szCs w:val="24"/>
+              </w:rPr>
+              <w:t xml:space="preserve">)</w:t>
+            </w:r>
+          </w:p>
+          <w:p>
+            <w:pPr>
+              <w:spacing w:after="0" w:line="240" w:lineRule="auto"/>
+            </w:pPr>
+            <w:r>
+              <w:rPr>
+                <w:rFonts w:ascii="Times New Roman" w:cs="Times New Roman" w:eastAsia="Times New Roman" w:hAnsi="Times New Roman"/>
+                <w:b w:val="false"/>
+                <w:bCs w:val="false"/>
+                <w:sz w:val="24"/>
+                <w:szCs w:val="24"/>
+              </w:rPr>
+              <w:t xml:space="preserve">)</w:t>
+            </w:r>
+          </w:p>
+          <w:p>
+            <w:pPr>
+              <w:spacing w:after="0" w:line="240" w:lineRule="auto"/>
+            </w:pPr>
+            <w:r>
+              <w:rPr>
+                <w:rFonts w:ascii="Times New Roman" w:cs="Times New Roman" w:eastAsia="Times New Roman" w:hAnsi="Times New Roman"/>
+                <w:b w:val="false"/>
+                <w:bCs w:val="false"/>
+                <w:sz w:val="24"/>
+                <w:szCs w:val="24"/>
+              </w:rPr>
+              <w:t xml:space="preserve">)</w:t>
+            </w:r>
+          </w:p>
+          <w:p>
+            <w:pPr>
+              <w:spacing w:after="0" w:line="240" w:lineRule="auto"/>
+            </w:pPr>
+            <w:r>
+              <w:rPr>
+                <w:rFonts w:ascii="Times New Roman" w:cs="Times New Roman" w:eastAsia="Times New Roman" w:hAnsi="Times New Roman"/>
+                <w:b w:val="false"/>
+                <w:bCs w:val="false"/>
+                <w:sz w:val="24"/>
+                <w:szCs w:val="24"/>
+              </w:rPr>
+              <w:t xml:space="preserve">)</w:t>
+            </w:r>
+          </w:p>
+        </w:tc>
+        <w:tc>
+          <w:tcPr>
+            <w:tcW w:w="2880" w:type="dxa"/>
+          </w:tcPr>
+          <w:p>
+            <w:pPr>
+              <w:spacing w:after="0" w:line="240" w:lineRule="auto"/>
+            </w:pPr>
+          </w:p>
+          <w:p>
+            <w:pPr>
+              <w:spacing w:after="0" w:line="240" w:lineRule="auto"/>
+            </w:pPr>
+          </w:p>
+          <w:p>
+            <w:pPr>
+              <w:spacing w:after="0" w:line="240" w:lineRule="auto"/>
+            </w:pPr>
+          </w:p>
+          <w:p>
+            <w:pPr>
+              <w:spacing w:after="0" w:line="240" w:lineRule="auto"/>
+            </w:pPr>
+            <w:r>
+              <w:rPr>
+                <w:rFonts w:ascii="Times New Roman" w:cs="Times New Roman" w:eastAsia="Times New Roman" w:hAnsi="Times New Roman"/>
+                <w:b w:val="false"/>
+                <w:bCs w:val="false"/>
+                <w:sz w:val="24"/>
+                <w:szCs w:val="24"/>
+              </w:rPr>
+              <w:t xml:space="preserve">No. {{ case_number }}</w:t>
+            </w:r>
+          </w:p>
+        </w:tc>
+      </w:tr>
+    </w:tbl>
     <w:p>
       <w:pPr>
         <w:spacing w:line="240" w:lineRule="exact"/>
@@ -956,6 +1054,9 @@
       </w:r>
     </w:p>
     <w:p>
+      <w:pPr>
+        <w:ind w:left="4320"/>
+      </w:pPr>
       <w:r>
         <w:rPr>
           <w:rFonts w:ascii="Times New Roman" w:cs="Times New Roman" w:eastAsia="Times New Roman" w:hAnsi="Times New Roman"/>
@@ -968,6 +1069,9 @@
       </w:r>
     </w:p>
     <w:p>
+      <w:pPr>
+        <w:ind w:left="4320"/>
+      </w:pPr>
       <w:r>
         <w:rPr>
           <w:rFonts w:ascii="Times New Roman" w:cs="Times New Roman" w:eastAsia="Times New Roman" w:hAnsi="Times New Roman"/>
@@ -980,6 +1084,9 @@
       </w:r>
     </w:p>
     <w:p>
+      <w:pPr>
+        <w:ind w:left="4320"/>
+      </w:pPr>
       <w:r>
         <w:rPr>
           <w:rFonts w:ascii="Times New Roman" w:cs="Times New Roman" w:eastAsia="Times New Roman" w:hAnsi="Times New Roman"/>
@@ -1006,41 +1113,127 @@
         <w:t xml:space="preserve"/>
       </w:r>
     </w:p>
-    <w:p>
-      <w:r>
-        <w:rPr>
-          <w:rFonts w:ascii="Times New Roman" w:cs="Times New Roman" w:eastAsia="Times New Roman" w:hAnsi="Times New Roman"/>
-          <w:b w:val="false"/>
-          <w:bCs w:val="false"/>
-          <w:sz w:val="24"/>
-          <w:szCs w:val="24"/>
-        </w:rPr>
-        <w:t xml:space="preserve">STATE OF OKLAHOMA	)</w:t>
-      </w:r>
-    </w:p>
-    <w:p>
-      <w:r>
-        <w:rPr>
-          <w:rFonts w:ascii="Times New Roman" w:cs="Times New Roman" w:eastAsia="Times New Roman" w:hAnsi="Times New Roman"/>
-          <w:b w:val="false"/>
-          <w:bCs w:val="false"/>
-          <w:sz w:val="24"/>
-          <w:szCs w:val="24"/>
-        </w:rPr>
-        <w:t xml:space="preserve">			)</w:t>
-      </w:r>
-    </w:p>
-    <w:p>
-      <w:r>
-        <w:rPr>
-          <w:rFonts w:ascii="Times New Roman" w:cs="Times New Roman" w:eastAsia="Times New Roman" w:hAnsi="Times New Roman"/>
-          <w:b w:val="false"/>
-          <w:bCs w:val="false"/>
-          <w:sz w:val="24"/>
-          <w:szCs w:val="24"/>
-        </w:rPr>
-        <w:t xml:space="preserve">JUDICIAL VERIFICATION	)</w:t>
-      </w:r>
+    <w:tbl>
+      <w:tblPr>
+        <w:tblW w:w="3505" w:type="dxa"/>
+        <w:tblBorders>
+          <w:top w:val="none" w:sz="0" w:space="0" w:color="auto"/>
+          <w:left w:val="none" w:sz="0" w:space="0" w:color="auto"/>
+          <w:bottom w:val="none" w:sz="0" w:space="0" w:color="auto"/>
+          <w:right w:val="none" w:sz="0" w:space="0" w:color="auto"/>
+          <w:insideH w:val="none" w:sz="0" w:space="0" w:color="auto"/>
+          <w:insideV w:val="none" w:sz="0" w:space="0" w:color="auto"/>
+        </w:tblBorders>
+        <w:tblLayout w:type="fixed"/>
+        <w:tblCellMar>
+          <w:top w:w="0" w:type="dxa"/>
+          <w:left w:w="0" w:type="dxa"/>
+          <w:bottom w:w="0" w:type="dxa"/>
+          <w:right w:w="0" w:type="dxa"/>
+        </w:tblCellMar>
+        <w:tblLook w:val="0000" w:firstRow="0" w:lastRow="0" w:firstColumn="0" w:lastColumn="0" w:noHBand="0" w:noVBand="0"/>
+      </w:tblPr>
+      <w:tblGrid>
+        <w:gridCol w:w="3145"/>
+        <w:gridCol w:w="360"/>
+      </w:tblGrid>
+      <w:tr>
+        <w:tc>
+          <w:tcPr>
+            <w:tcW w:w="3145" w:type="dxa"/>
+          </w:tcPr>
+          <w:p>
+            <w:pPr>
+              <w:spacing w:after="0" w:line="240" w:lineRule="auto"/>
+            </w:pPr>
+            <w:r>
+              <w:rPr>
+                <w:rFonts w:ascii="Times New Roman" w:cs="Times New Roman" w:eastAsia="Times New Roman" w:hAnsi="Times New Roman"/>
+                <w:b w:val="false"/>
+                <w:bCs w:val="false"/>
+                <w:sz w:val="24"/>
+                <w:szCs w:val="24"/>
+              </w:rPr>
+              <w:t xml:space="preserve">STATE OF OKLAHOMA</w:t>
+            </w:r>
+          </w:p>
+          <w:p>
+            <w:pPr>
+              <w:spacing w:after="0" w:line="240" w:lineRule="auto"/>
+            </w:pPr>
+          </w:p>
+          <w:p>
+            <w:pPr>
+              <w:spacing w:after="0" w:line="240" w:lineRule="auto"/>
+            </w:pPr>
+            <w:r>
+              <w:rPr>
+                <w:rFonts w:ascii="Times New Roman" w:cs="Times New Roman" w:eastAsia="Times New Roman" w:hAnsi="Times New Roman"/>
+                <w:b w:val="false"/>
+                <w:bCs w:val="false"/>
+                <w:sz w:val="24"/>
+                <w:szCs w:val="24"/>
+              </w:rPr>
+              <w:t xml:space="preserve">JUDICIAL VERIFICATION</w:t>
+            </w:r>
+          </w:p>
+        </w:tc>
+        <w:tc>
+          <w:tcPr>
+            <w:tcW w:w="360" w:type="dxa"/>
+          </w:tcPr>
+          <w:p>
+            <w:pPr>
+              <w:spacing w:after="0" w:line="240" w:lineRule="auto"/>
+            </w:pPr>
+            <w:r>
+              <w:rPr>
+                <w:rFonts w:ascii="Times New Roman" w:cs="Times New Roman" w:eastAsia="Times New Roman" w:hAnsi="Times New Roman"/>
+                <w:b w:val="false"/>
+                <w:bCs w:val="false"/>
+                <w:sz w:val="24"/>
+                <w:szCs w:val="24"/>
+              </w:rPr>
+              <w:t xml:space="preserve">)</w:t>
+            </w:r>
+          </w:p>
+          <w:p>
+            <w:pPr>
+              <w:spacing w:after="0" w:line="240" w:lineRule="auto"/>
+            </w:pPr>
+            <w:r>
+              <w:rPr>
+                <w:rFonts w:ascii="Times New Roman" w:cs="Times New Roman" w:eastAsia="Times New Roman" w:hAnsi="Times New Roman"/>
+                <w:b w:val="false"/>
+                <w:bCs w:val="false"/>
+                <w:sz w:val="24"/>
+                <w:szCs w:val="24"/>
+              </w:rPr>
+              <w:t xml:space="preserve">)</w:t>
+            </w:r>
+          </w:p>
+          <w:p>
+            <w:pPr>
+              <w:spacing w:after="0" w:line="240" w:lineRule="auto"/>
+            </w:pPr>
+            <w:r>
+              <w:rPr>
+                <w:rFonts w:ascii="Times New Roman" w:cs="Times New Roman" w:eastAsia="Times New Roman" w:hAnsi="Times New Roman"/>
+                <w:b w:val="false"/>
+                <w:bCs w:val="false"/>
+                <w:sz w:val="24"/>
+                <w:szCs w:val="24"/>
+              </w:rPr>
+              <w:t xml:space="preserve">)</w:t>
+            </w:r>
+          </w:p>
+        </w:tc>
+      </w:tr>
+    </w:tbl>
+    <w:p>
+      <w:pPr>
+        <w:spacing w:after="0" w:line="240" w:lineRule="auto"/>
+      </w:pPr>
     </w:p>
     <w:p>
       <w:pPr>
@@ -1090,6 +1283,9 @@
       </w:r>
     </w:p>
     <w:p>
+      <w:pPr>
+        <w:ind w:left="4320"/>
+      </w:pPr>
       <w:r>
         <w:rPr>
           <w:rFonts w:ascii="Times New Roman" w:cs="Times New Roman" w:eastAsia="Times New Roman" w:hAnsi="Times New Roman"/>
@@ -1102,6 +1298,9 @@
       </w:r>
     </w:p>
     <w:p>
+      <w:pPr>
+        <w:ind w:left="4320"/>
+      </w:pPr>
       <w:r>
         <w:rPr>
           <w:rFonts w:ascii="Times New Roman" w:cs="Times New Roman" w:eastAsia="Times New Roman" w:hAnsi="Times New Roman"/>
@@ -1234,7 +1433,7 @@
     </w:p>
     <w:p>
       <w:pPr>
-        <w:spacing w:line="240" w:lineRule="exact"/>
+        <w:spacing w:after="0" w:line="360" w:lineRule="auto"/>
       </w:pPr>
       <w:r>
         <w:rPr>
@@ -1247,216 +1446,245 @@
         <w:t xml:space="preserve"/>
       </w:r>
     </w:p>
-    <w:p>
-      <w:pPr>
-        <w:spacing w:line="240" w:lineRule="exact"/>
-      </w:pPr>
-      <w:r>
-        <w:rPr>
-          <w:rFonts w:ascii="Times New Roman" w:cs="Times New Roman" w:eastAsia="Times New Roman" w:hAnsi="Times New Roman"/>
-          <w:b w:val="false"/>
-          <w:bCs w:val="false"/>
-          <w:sz w:val="24"/>
-          <w:szCs w:val="24"/>
-        </w:rPr>
-        <w:t xml:space="preserve"/>
-      </w:r>
-    </w:p>
-    <w:p>
-      <w:pPr>
-        <w:tabs>
-          <w:tab w:pos="1080" w:val="left"/>
-          <w:tab w:pos="6480" w:val="right"/>
-          <w:tab w:pos="6768" w:val="left"/>
-        </w:tabs>
-        <w:spacing w:line="240" w:lineRule="exact"/>
-      </w:pPr>
-      <w:r>
-        <w:rPr>
-          <w:rFonts w:ascii="Times New Roman" w:cs="Times New Roman" w:eastAsia="Times New Roman" w:hAnsi="Times New Roman"/>
-          <w:b w:val="false"/>
-          <w:bCs w:val="false"/>
-          <w:sz w:val="24"/>
-          <w:szCs w:val="24"/>
-        </w:rPr>
-        <w:t>In the Matter of the Adoption of</w:t>
-      </w:r>
-      <w:r>
-        <w:rPr>
-          <w:rFonts w:ascii="Times New Roman" w:cs="Times New Roman" w:eastAsia="Times New Roman" w:hAnsi="Times New Roman"/>
-          <w:b w:val="false"/>
-          <w:bCs w:val="false"/>
-          <w:sz w:val="24"/>
-          <w:szCs w:val="24"/>
-        </w:rPr>
-        <w:tab/>
-        <w:t>)</w:t>
-      </w:r>
-    </w:p>
-    <w:p>
-      <w:pPr>
-        <w:tabs>
-          <w:tab w:pos="1080" w:val="left"/>
-          <w:tab w:pos="6480" w:val="right"/>
-          <w:tab w:pos="6768" w:val="left"/>
-        </w:tabs>
-        <w:spacing w:line="240" w:lineRule="exact"/>
-      </w:pPr>
-      <w:r>
-        <w:rPr>
-          <w:rFonts w:ascii="Times New Roman" w:cs="Times New Roman" w:eastAsia="Times New Roman" w:hAnsi="Times New Roman"/>
-          <w:sz w:val="24"/>
-          <w:szCs w:val="24"/>
-        </w:rPr>
-      </w:r>
-      <w:r>
-        <w:rPr>
-          <w:rFonts w:ascii="Times New Roman" w:cs="Times New Roman" w:eastAsia="Times New Roman" w:hAnsi="Times New Roman"/>
-          <w:sz w:val="24"/>
-          <w:szCs w:val="24"/>
-        </w:rPr>
-        <w:tab/>
-        <w:t>)</w:t>
-      </w:r>
-    </w:p>
-    <w:p>
-      <w:pPr>
-        <w:tabs>
-          <w:tab w:pos="1080" w:val="left"/>
-          <w:tab w:pos="6480" w:val="right"/>
-          <w:tab w:pos="6768" w:val="left"/>
-        </w:tabs>
-        <w:spacing w:line="240" w:lineRule="exact"/>
-      </w:pPr>
-      <w:r>
-        <w:rPr>
-          <w:rFonts w:ascii="Times New Roman" w:cs="Times New Roman" w:eastAsia="Times New Roman" w:hAnsi="Times New Roman"/>
-          <w:b w:val="false"/>
-          <w:bCs w:val="false"/>
-          <w:sz w:val="24"/>
-          <w:szCs w:val="24"/>
-        </w:rPr>
-        <w:t>{{ child1_name_upper }}</w:t>
-      </w:r>
-      <w:r>
-        <w:rPr>
-          <w:rFonts w:ascii="Times New Roman" w:cs="Times New Roman" w:eastAsia="Times New Roman" w:hAnsi="Times New Roman"/>
-          <w:b w:val="false"/>
-          <w:bCs w:val="false"/>
-          <w:sz w:val="24"/>
-          <w:szCs w:val="24"/>
-        </w:rPr>
-        <w:tab/>
-        <w:t>)</w:t>
-      </w:r>
-    </w:p>
-    <w:p>
-      <w:pPr>
-        <w:tabs>
-          <w:tab w:pos="1080" w:val="left"/>
-          <w:tab w:pos="6480" w:val="right"/>
-          <w:tab w:pos="6768" w:val="left"/>
-        </w:tabs>
-        <w:spacing w:line="240" w:lineRule="exact"/>
-      </w:pPr>
-      <w:r>
-        <w:rPr>
-          <w:rFonts w:ascii="Times New Roman" w:cs="Times New Roman" w:eastAsia="Times New Roman" w:hAnsi="Times New Roman"/>
-          <w:b w:val="false"/>
-          <w:bCs w:val="false"/>
-          <w:sz w:val="24"/>
-          <w:szCs w:val="24"/>
-        </w:rPr>
-        <w:t xml:space="preserve">DOB:  </w:t>
-        <w:tab/>
-        <w:t>{{ child1_dob }},</w:t>
-      </w:r>
-      <w:r>
-        <w:rPr>
-          <w:rFonts w:ascii="Times New Roman" w:cs="Times New Roman" w:eastAsia="Times New Roman" w:hAnsi="Times New Roman"/>
-          <w:b w:val="false"/>
-          <w:bCs w:val="false"/>
-          <w:sz w:val="24"/>
-          <w:szCs w:val="24"/>
-        </w:rPr>
-        <w:tab/>
-        <w:t>)</w:t>
-      </w:r>
-      <w:r>
-        <w:rPr>
-          <w:rFonts w:ascii="Times New Roman" w:cs="Times New Roman" w:eastAsia="Times New Roman" w:hAnsi="Times New Roman"/>
-          <w:b w:val="false"/>
-          <w:bCs w:val="false"/>
-          <w:sz w:val="24"/>
-          <w:szCs w:val="24"/>
-        </w:rPr>
-        <w:tab/>
-        <w:t>No. {{ case_number }}</w:t>
-      </w:r>
-    </w:p>
-    <w:p>
-      <w:pPr>
-        <w:tabs>
-          <w:tab w:pos="1080" w:val="left"/>
-          <w:tab w:pos="6480" w:val="right"/>
-          <w:tab w:pos="6768" w:val="left"/>
-        </w:tabs>
-        <w:spacing w:line="240" w:lineRule="exact"/>
-        <w:ind w:start="4320" w:firstLine="720"/>
-      </w:pPr>
-      <w:r>
-        <w:rPr>
-          <w:rFonts w:ascii="Times New Roman" w:cs="Times New Roman" w:eastAsia="Times New Roman" w:hAnsi="Times New Roman"/>
-          <w:b w:val="false"/>
-          <w:bCs w:val="false"/>
-          <w:sz w:val="24"/>
-          <w:szCs w:val="24"/>
-        </w:rPr>
-      </w:r>
-      <w:r>
-        <w:rPr>
-          <w:rFonts w:ascii="Times New Roman" w:cs="Times New Roman" w:eastAsia="Times New Roman" w:hAnsi="Times New Roman"/>
-          <w:b w:val="false"/>
-          <w:bCs w:val="false"/>
-          <w:sz w:val="24"/>
-          <w:szCs w:val="24"/>
-        </w:rPr>
-        <w:tab/>
-        <w:t>)</w:t>
-      </w:r>
-    </w:p>
-    <w:p>
-      <w:pPr>
-        <w:tabs>
-          <w:tab w:pos="1080" w:val="left"/>
-          <w:tab w:pos="6480" w:val="right"/>
-          <w:tab w:pos="6768" w:val="left"/>
-        </w:tabs>
-        <w:spacing w:line="240" w:lineRule="exact"/>
-        <w:ind w:firstLine="720"/>
-      </w:pPr>
-      <w:r>
-        <w:rPr>
-          <w:rFonts w:ascii="Times New Roman" w:cs="Times New Roman" w:eastAsia="Times New Roman" w:hAnsi="Times New Roman"/>
-          <w:b w:val="false"/>
-          <w:bCs w:val="false"/>
-          <w:sz w:val="24"/>
-          <w:szCs w:val="24"/>
-        </w:rPr>
-        <w:t>A Minor Child.</w:t>
-      </w:r>
-      <w:r>
-        <w:rPr>
-          <w:rFonts w:ascii="Times New Roman" w:cs="Times New Roman" w:eastAsia="Times New Roman" w:hAnsi="Times New Roman"/>
-          <w:b w:val="false"/>
-          <w:bCs w:val="false"/>
-          <w:sz w:val="24"/>
-          <w:szCs w:val="24"/>
-        </w:rPr>
-        <w:tab/>
-        <w:t>)</w:t>
-      </w:r>
-    </w:p>
+    <w:tbl>
+      <w:tblPr>
+        <w:tblW w:w="9360" w:type="dxa"/>
+        <w:tblBorders>
+          <w:top w:val="none" w:sz="0" w:space="0" w:color="auto"/>
+          <w:left w:val="none" w:sz="0" w:space="0" w:color="auto"/>
+          <w:bottom w:val="none" w:sz="0" w:space="0" w:color="auto"/>
+          <w:right w:val="none" w:sz="0" w:space="0" w:color="auto"/>
+          <w:insideH w:val="none" w:sz="0" w:space="0" w:color="auto"/>
+          <w:insideV w:val="none" w:sz="0" w:space="0" w:color="auto"/>
+        </w:tblBorders>
+        <w:tblLayout w:type="fixed"/>
+        <w:tblCellMar>
+          <w:top w:w="0" w:type="dxa"/>
+          <w:left w:w="0" w:type="dxa"/>
+          <w:bottom w:w="0" w:type="dxa"/>
+          <w:right w:w="0" w:type="dxa"/>
+        </w:tblCellMar>
+        <w:tblLook w:val="0000" w:firstRow="0" w:lastRow="0" w:firstColumn="0" w:lastColumn="0" w:noHBand="0" w:noVBand="0"/>
+      </w:tblPr>
+      <w:tblGrid>
+        <w:gridCol w:w="6192"/>
+        <w:gridCol w:w="288"/>
+        <w:gridCol w:w="2880"/>
+      </w:tblGrid>
+      <w:tr>
+        <w:tc>
+          <w:tcPr>
+            <w:tcW w:w="6192" w:type="dxa"/>
+          </w:tcPr>
+          <w:p>
+            <w:pPr>
+              <w:spacing w:after="0" w:line="240" w:lineRule="auto"/>
+            </w:pPr>
+            <w:r>
+              <w:rPr>
+                <w:rFonts w:ascii="Times New Roman" w:cs="Times New Roman" w:eastAsia="Times New Roman" w:hAnsi="Times New Roman"/>
+                <w:b w:val="false"/>
+                <w:bCs w:val="false"/>
+                <w:sz w:val="24"/>
+                <w:szCs w:val="24"/>
+              </w:rPr>
+              <w:t xml:space="preserve">In the Matter of the Adoption of</w:t>
+            </w:r>
+          </w:p>
+          <w:p>
+            <w:pPr>
+              <w:spacing w:after="0" w:line="240" w:lineRule="auto"/>
+            </w:pPr>
+          </w:p>
+          <w:p>
+            <w:pPr>
+              <w:spacing w:after="0" w:line="240" w:lineRule="auto"/>
+            </w:pPr>
+            <w:r>
+              <w:rPr>
+                <w:rFonts w:ascii="Times New Roman" w:cs="Times New Roman" w:eastAsia="Times New Roman" w:hAnsi="Times New Roman"/>
+                <w:b w:val="false"/>
+                <w:bCs w:val="false"/>
+                <w:sz w:val="24"/>
+                <w:szCs w:val="24"/>
+              </w:rPr>
+              <w:t xml:space="preserve">{{ child1_name_upper }}</w:t>
+            </w:r>
+          </w:p>
+          <w:p>
+            <w:pPr>
+              <w:tabs>
+                <w:tab w:val="left" w:pos="1080"/>
+              </w:tabs>
+              <w:spacing w:after="0" w:line="240" w:lineRule="auto"/>
+            </w:pPr>
+            <w:r>
+              <w:rPr>
+                <w:rFonts w:ascii="Times New Roman" w:cs="Times New Roman" w:eastAsia="Times New Roman" w:hAnsi="Times New Roman"/>
+                <w:b w:val="false"/>
+                <w:bCs w:val="false"/>
+                <w:sz w:val="24"/>
+                <w:szCs w:val="24"/>
+              </w:rPr>
+              <w:t xml:space="preserve">DOB:  </w:t>
+              <w:tab/>
+              <w:t xml:space="preserve">{{ child1_dob }},</w:t>
+            </w:r>
+          </w:p>
+          <w:p>
+            <w:pPr>
+              <w:spacing w:after="0" w:line="240" w:lineRule="auto"/>
+            </w:pPr>
+          </w:p>
+          <w:p>
+            <w:pPr>
+              <w:spacing w:after="0" w:line="240" w:lineRule="auto"/>
+              <w:ind w:firstLine="720"/>
+            </w:pPr>
+            <w:r>
+              <w:rPr>
+                <w:rFonts w:ascii="Times New Roman" w:cs="Times New Roman" w:eastAsia="Times New Roman" w:hAnsi="Times New Roman"/>
+                <w:b w:val="false"/>
+                <w:bCs w:val="false"/>
+                <w:sz w:val="24"/>
+                <w:szCs w:val="24"/>
+              </w:rPr>
+              <w:t xml:space="preserve">A Minor Child.</w:t>
+            </w:r>
+          </w:p>
+        </w:tc>
+        <w:tc>
+          <w:tcPr>
+            <w:tcW w:w="288" w:type="dxa"/>
+          </w:tcPr>
+          <w:p>
+            <w:pPr>
+              <w:spacing w:after="0" w:line="240" w:lineRule="auto"/>
+            </w:pPr>
+            <w:r>
+              <w:rPr>
+                <w:rFonts w:ascii="Times New Roman" w:cs="Times New Roman" w:eastAsia="Times New Roman" w:hAnsi="Times New Roman"/>
+                <w:b w:val="false"/>
+                <w:bCs w:val="false"/>
+                <w:sz w:val="24"/>
+                <w:szCs w:val="24"/>
+              </w:rPr>
+              <w:t xml:space="preserve">)</w:t>
+            </w:r>
+          </w:p>
+          <w:p>
+            <w:pPr>
+              <w:spacing w:after="0" w:line="240" w:lineRule="auto"/>
+            </w:pPr>
+            <w:r>
+              <w:rPr>
+                <w:rFonts w:ascii="Times New Roman" w:cs="Times New Roman" w:eastAsia="Times New Roman" w:hAnsi="Times New Roman"/>
+                <w:b w:val="false"/>
+                <w:bCs w:val="false"/>
+                <w:sz w:val="24"/>
+                <w:szCs w:val="24"/>
+              </w:rPr>
+              <w:t xml:space="preserve">)</w:t>
+            </w:r>
+          </w:p>
+          <w:p>
+            <w:pPr>
+              <w:spacing w:after="0" w:line="240" w:lineRule="auto"/>
+            </w:pPr>
+            <w:r>
+              <w:rPr>
+                <w:rFonts w:ascii="Times New Roman" w:cs="Times New Roman" w:eastAsia="Times New Roman" w:hAnsi="Times New Roman"/>
+                <w:b w:val="false"/>
+                <w:bCs w:val="false"/>
+                <w:sz w:val="24"/>
+                <w:szCs w:val="24"/>
+              </w:rPr>
+              <w:t xml:space="preserve">)</w:t>
+            </w:r>
+          </w:p>
+          <w:p>
+            <w:pPr>
+              <w:spacing w:after="0" w:line="240" w:lineRule="auto"/>
+            </w:pPr>
+            <w:r>
+              <w:rPr>
+                <w:rFonts w:ascii="Times New Roman" w:cs="Times New Roman" w:eastAsia="Times New Roman" w:hAnsi="Times New Roman"/>
+                <w:b w:val="false"/>
+                <w:bCs w:val="false"/>
+                <w:sz w:val="24"/>
+                <w:szCs w:val="24"/>
+              </w:rPr>
+              <w:t xml:space="preserve">)</w:t>
+            </w:r>
+          </w:p>
+          <w:p>
+            <w:pPr>
+              <w:spacing w:after="0" w:line="240" w:lineRule="auto"/>
+            </w:pPr>
+            <w:r>
+              <w:rPr>
+                <w:rFonts w:ascii="Times New Roman" w:cs="Times New Roman" w:eastAsia="Times New Roman" w:hAnsi="Times New Roman"/>
+                <w:b w:val="false"/>
+                <w:bCs w:val="false"/>
+                <w:sz w:val="24"/>
+                <w:szCs w:val="24"/>
+              </w:rPr>
+              <w:t xml:space="preserve">)</w:t>
+            </w:r>
+          </w:p>
+          <w:p>
+            <w:pPr>
+              <w:spacing w:after="0" w:line="240" w:lineRule="auto"/>
+            </w:pPr>
+            <w:r>
+              <w:rPr>
+                <w:rFonts w:ascii="Times New Roman" w:cs="Times New Roman" w:eastAsia="Times New Roman" w:hAnsi="Times New Roman"/>
+                <w:b w:val="false"/>
+                <w:bCs w:val="false"/>
+                <w:sz w:val="24"/>
+                <w:szCs w:val="24"/>
+              </w:rPr>
+              <w:t xml:space="preserve">)</w:t>
+            </w:r>
+          </w:p>
+        </w:tc>
+        <w:tc>
+          <w:tcPr>
+            <w:tcW w:w="2880" w:type="dxa"/>
+          </w:tcPr>
+          <w:p>
+            <w:pPr>
+              <w:spacing w:after="0" w:line="240" w:lineRule="auto"/>
+            </w:pPr>
+          </w:p>
+          <w:p>
+            <w:pPr>
+              <w:spacing w:after="0" w:line="240" w:lineRule="auto"/>
+            </w:pPr>
+          </w:p>
+          <w:p>
+            <w:pPr>
+              <w:spacing w:after="0" w:line="240" w:lineRule="auto"/>
+            </w:pPr>
+          </w:p>
+          <w:p>
+            <w:pPr>
+              <w:spacing w:after="0" w:line="240" w:lineRule="auto"/>
+            </w:pPr>
+            <w:r>
+              <w:rPr>
+                <w:rFonts w:ascii="Times New Roman" w:cs="Times New Roman" w:eastAsia="Times New Roman" w:hAnsi="Times New Roman"/>
+                <w:b w:val="false"/>
+                <w:bCs w:val="false"/>
+                <w:sz w:val="24"/>
+                <w:szCs w:val="24"/>
+              </w:rPr>
+              <w:t xml:space="preserve">No. {{ case_number }}</w:t>
+            </w:r>
+          </w:p>
+        </w:tc>
+      </w:tr>
+    </w:tbl>
     <w:p>
       <w:pPr>
         <w:spacing w:line="240" w:lineRule="exact"/>
@@ -1537,6 +1765,9 @@
       </w:r>
     </w:p>
     <w:p>
+      <w:pPr>
+        <w:ind w:left="4320"/>
+      </w:pPr>
       <w:r>
         <w:rPr>
           <w:rFonts w:ascii="Times New Roman" w:cs="Times New Roman" w:eastAsia="Times New Roman" w:hAnsi="Times New Roman"/>
@@ -1549,6 +1780,9 @@
       </w:r>
     </w:p>
     <w:p>
+      <w:pPr>
+        <w:ind w:left="4320"/>
+      </w:pPr>
       <w:r>
         <w:rPr>
           <w:rFonts w:ascii="Times New Roman" w:cs="Times New Roman" w:eastAsia="Times New Roman" w:hAnsi="Times New Roman"/>

--- a/templates/dhs/dhs_consent_affidavit_order.docx
+++ b/templates/dhs/dhs_consent_affidavit_order.docx
@@ -513,7 +513,7 @@
           <w:sz w:val="24"/>
           <w:szCs w:val="24"/>
         </w:rPr>
-        <w:t xml:space="preserve">{% if attorney_signature %}{{ attorney_signature }}{% else %}____________________________________{% endif %}</w:t>
+        <w:t xml:space="preserve">{% if attorney_signature %}{{ attorney_signature }}{% endif %}____________________________________</w:t>
       </w:r>
     </w:p>
     <w:p>
